--- a/vaccines/World Covid vaccination.docx
+++ b/vaccines/World Covid vaccination.docx
@@ -26,13 +26,7 @@
         <w:rPr>
           <w:lang w:val="en-GB"/>
         </w:rPr>
-        <w:t>C</w:t>
-      </w:r>
-      <w:r>
-        <w:rPr>
-          <w:lang w:val="en-GB"/>
-        </w:rPr>
-        <w:t xml:space="preserve">omplete COVID-19 dataset is a collection of the COVID-19 data. We will update it daily throughout the duration of the COVID-19 pandemic. </w:t>
+        <w:t xml:space="preserve">Complete COVID-19 dataset is a collection of the COVID-19 data. We will update it daily throughout the duration of the COVID-19 pandemic. </w:t>
       </w:r>
     </w:p>
     <w:tbl>
@@ -4248,13 +4242,7 @@
         <w:rPr>
           <w:lang w:val="en-GB"/>
         </w:rPr>
-        <w:t>A</w:t>
-      </w:r>
-      <w:r>
-        <w:rPr>
-          <w:lang w:val="en-GB"/>
-        </w:rPr>
-        <w:t xml:space="preserve"> life-science analytics company that wants to launch a Pandemic Readiness &amp; Vaccination Intelligence Dashboard for health organizations, insurers, NGOs, or public health planners</w:t>
+        <w:t>A life-science analytics company that wants to launch a Pandemic Readiness &amp; Vaccination Intelligence Dashboard for health organizations, insurers, NGOs, or public health planners</w:t>
       </w:r>
     </w:p>
     <w:p>
@@ -4347,13 +4335,7 @@
         <w:rPr>
           <w:lang w:val="en-GB"/>
         </w:rPr>
-        <w:t xml:space="preserve">1) </w:t>
-      </w:r>
-      <w:r>
-        <w:rPr>
-          <w:lang w:val="en-GB"/>
-        </w:rPr>
-        <w:t>Countries with higher vaccination coverage tend to show lower severe COVID burden, especially lower deaths and hospitalizations per population.</w:t>
+        <w:t>1) Countries with higher vaccination coverage tend to show lower severe COVID burden, especially lower deaths and hospitalizations per population.</w:t>
       </w:r>
     </w:p>
     <w:p>
@@ -4366,17 +4348,684 @@
         <w:rPr>
           <w:lang w:val="en-GB"/>
         </w:rPr>
-        <w:t xml:space="preserve">2) </w:t>
-      </w:r>
-      <w:r>
-        <w:rPr>
-          <w:lang w:val="en-GB"/>
-        </w:rPr>
-        <w:t>Vaccination alone does not explain outcomes; the relationship is modified by policy stringency and country characteristics such as age structure, hospital capacity, and GDP per capita.</w:t>
+        <w:t>2) Vaccination alone does not explain outcomes; the relationship is modified by policy stringency and country characteristics such as age structure, hospital capacity, and GDP per capita.</w:t>
       </w:r>
     </w:p>
     <w:p>
       <w:pPr>
+        <w:rPr>
+          <w:lang w:val="en-GB"/>
+        </w:rPr>
+      </w:pPr>
+      <w:r>
+        <w:rPr>
+          <w:noProof/>
+          <w:lang w:val="en-GB"/>
+        </w:rPr>
+        <w:drawing>
+          <wp:anchor distT="0" distB="0" distL="114300" distR="114300" simplePos="0" relativeHeight="251658240" behindDoc="0" locked="0" layoutInCell="1" allowOverlap="1" wp14:anchorId="0E0AA864" wp14:editId="22437D79">
+            <wp:simplePos x="0" y="0"/>
+            <wp:positionH relativeFrom="column">
+              <wp:posOffset>-322123</wp:posOffset>
+            </wp:positionH>
+            <wp:positionV relativeFrom="paragraph">
+              <wp:posOffset>164947</wp:posOffset>
+            </wp:positionV>
+            <wp:extent cx="2633345" cy="1624330"/>
+            <wp:effectExtent l="0" t="0" r="0" b="0"/>
+            <wp:wrapSquare wrapText="bothSides"/>
+            <wp:docPr id="1109237249" name="Obrázek 1"/>
+            <wp:cNvGraphicFramePr>
+              <a:graphicFrameLocks xmlns:a="http://schemas.openxmlformats.org/drawingml/2006/main" noChangeAspect="1"/>
+            </wp:cNvGraphicFramePr>
+            <a:graphic xmlns:a="http://schemas.openxmlformats.org/drawingml/2006/main">
+              <a:graphicData uri="http://schemas.openxmlformats.org/drawingml/2006/picture">
+                <pic:pic xmlns:pic="http://schemas.openxmlformats.org/drawingml/2006/picture">
+                  <pic:nvPicPr>
+                    <pic:cNvPr id="1109237249" name="Obrázek 1109237249"/>
+                    <pic:cNvPicPr/>
+                  </pic:nvPicPr>
+                  <pic:blipFill>
+                    <a:blip r:embed="rId7" cstate="print">
+                      <a:extLst>
+                        <a:ext uri="{28A0092B-C50C-407E-A947-70E740481C1C}">
+                          <a14:useLocalDpi xmlns:a14="http://schemas.microsoft.com/office/drawing/2010/main" val="0"/>
+                        </a:ext>
+                      </a:extLst>
+                    </a:blip>
+                    <a:stretch>
+                      <a:fillRect/>
+                    </a:stretch>
+                  </pic:blipFill>
+                  <pic:spPr>
+                    <a:xfrm>
+                      <a:off x="0" y="0"/>
+                      <a:ext cx="2633345" cy="1624330"/>
+                    </a:xfrm>
+                    <a:prstGeom prst="rect">
+                      <a:avLst/>
+                    </a:prstGeom>
+                  </pic:spPr>
+                </pic:pic>
+              </a:graphicData>
+            </a:graphic>
+            <wp14:sizeRelH relativeFrom="margin">
+              <wp14:pctWidth>0</wp14:pctWidth>
+            </wp14:sizeRelH>
+            <wp14:sizeRelV relativeFrom="margin">
+              <wp14:pctHeight>0</wp14:pctHeight>
+            </wp14:sizeRelV>
+          </wp:anchor>
+        </w:drawing>
+      </w:r>
+    </w:p>
+    <w:p>
+      <w:pPr>
+        <w:rPr>
+          <w:lang w:val="en-GB"/>
+        </w:rPr>
+      </w:pPr>
+    </w:p>
+    <w:p>
+      <w:pPr>
+        <w:tabs>
+          <w:tab w:val="left" w:pos="1267"/>
+        </w:tabs>
+        <w:rPr>
+          <w:lang w:val="en-GB"/>
+        </w:rPr>
+      </w:pPr>
+      <w:r>
+        <w:rPr>
+          <w:lang w:val="en-GB"/>
+        </w:rPr>
+        <w:t>Different countries show distinct vaccination strategies</w:t>
+      </w:r>
+    </w:p>
+    <w:p>
+      <w:pPr>
+        <w:pStyle w:val="Odstavecseseznamem"/>
+        <w:numPr>
+          <w:ilvl w:val="0"/>
+          <w:numId w:val="2"/>
+        </w:numPr>
+        <w:tabs>
+          <w:tab w:val="left" w:pos="1267"/>
+        </w:tabs>
+        <w:rPr>
+          <w:lang w:val="en-GB"/>
+        </w:rPr>
+      </w:pPr>
+      <w:r>
+        <w:rPr>
+          <w:lang w:val="en-GB"/>
+        </w:rPr>
+        <w:t>early rapid rollout (US)</w:t>
+      </w:r>
+    </w:p>
+    <w:p>
+      <w:pPr>
+        <w:pStyle w:val="Odstavecseseznamem"/>
+        <w:numPr>
+          <w:ilvl w:val="0"/>
+          <w:numId w:val="2"/>
+        </w:numPr>
+        <w:tabs>
+          <w:tab w:val="left" w:pos="1267"/>
+        </w:tabs>
+        <w:rPr>
+          <w:lang w:val="en-GB"/>
+        </w:rPr>
+      </w:pPr>
+      <w:r>
+        <w:rPr>
+          <w:lang w:val="en-GB"/>
+        </w:rPr>
+        <w:t>delayed but strong scaling (Europe</w:t>
+      </w:r>
+      <w:r>
+        <w:rPr>
+          <w:lang w:val="en-GB"/>
+        </w:rPr>
+        <w:t>)</w:t>
+      </w:r>
+    </w:p>
+    <w:p>
+      <w:pPr>
+        <w:pStyle w:val="Odstavecseseznamem"/>
+        <w:numPr>
+          <w:ilvl w:val="0"/>
+          <w:numId w:val="2"/>
+        </w:numPr>
+        <w:tabs>
+          <w:tab w:val="left" w:pos="1267"/>
+        </w:tabs>
+        <w:ind w:right="-567"/>
+        <w:rPr>
+          <w:lang w:val="en-GB"/>
+        </w:rPr>
+      </w:pPr>
+      <w:r>
+        <w:rPr>
+          <w:lang w:val="en-GB"/>
+        </w:rPr>
+        <w:t>slower progression in developing countries (India)</w:t>
+      </w:r>
+    </w:p>
+    <w:p>
+      <w:pPr>
+        <w:tabs>
+          <w:tab w:val="left" w:pos="1267"/>
+        </w:tabs>
+        <w:rPr>
+          <w:lang w:val="en-GB"/>
+        </w:rPr>
+      </w:pPr>
+    </w:p>
+    <w:p>
+      <w:pPr>
+        <w:tabs>
+          <w:tab w:val="left" w:pos="1267"/>
+        </w:tabs>
+        <w:rPr>
+          <w:lang w:val="en-GB"/>
+        </w:rPr>
+      </w:pPr>
+      <w:r>
+        <w:rPr>
+          <w:noProof/>
+          <w:lang w:val="en-GB"/>
+        </w:rPr>
+        <w:drawing>
+          <wp:anchor distT="0" distB="0" distL="114300" distR="114300" simplePos="0" relativeHeight="251659264" behindDoc="0" locked="0" layoutInCell="1" allowOverlap="1" wp14:anchorId="7A1F98EC" wp14:editId="0D76B94D">
+            <wp:simplePos x="0" y="0"/>
+            <wp:positionH relativeFrom="column">
+              <wp:posOffset>-321945</wp:posOffset>
+            </wp:positionH>
+            <wp:positionV relativeFrom="paragraph">
+              <wp:posOffset>146050</wp:posOffset>
+            </wp:positionV>
+            <wp:extent cx="2787015" cy="1719580"/>
+            <wp:effectExtent l="0" t="0" r="0" b="0"/>
+            <wp:wrapSquare wrapText="bothSides"/>
+            <wp:docPr id="679108201" name="Obrázek 3"/>
+            <wp:cNvGraphicFramePr>
+              <a:graphicFrameLocks xmlns:a="http://schemas.openxmlformats.org/drawingml/2006/main" noChangeAspect="1"/>
+            </wp:cNvGraphicFramePr>
+            <a:graphic xmlns:a="http://schemas.openxmlformats.org/drawingml/2006/main">
+              <a:graphicData uri="http://schemas.openxmlformats.org/drawingml/2006/picture">
+                <pic:pic xmlns:pic="http://schemas.openxmlformats.org/drawingml/2006/picture">
+                  <pic:nvPicPr>
+                    <pic:cNvPr id="679108201" name="Obrázek 679108201"/>
+                    <pic:cNvPicPr/>
+                  </pic:nvPicPr>
+                  <pic:blipFill>
+                    <a:blip r:embed="rId8" cstate="print">
+                      <a:extLst>
+                        <a:ext uri="{28A0092B-C50C-407E-A947-70E740481C1C}">
+                          <a14:useLocalDpi xmlns:a14="http://schemas.microsoft.com/office/drawing/2010/main" val="0"/>
+                        </a:ext>
+                      </a:extLst>
+                    </a:blip>
+                    <a:stretch>
+                      <a:fillRect/>
+                    </a:stretch>
+                  </pic:blipFill>
+                  <pic:spPr>
+                    <a:xfrm>
+                      <a:off x="0" y="0"/>
+                      <a:ext cx="2787015" cy="1719580"/>
+                    </a:xfrm>
+                    <a:prstGeom prst="rect">
+                      <a:avLst/>
+                    </a:prstGeom>
+                  </pic:spPr>
+                </pic:pic>
+              </a:graphicData>
+            </a:graphic>
+            <wp14:sizeRelH relativeFrom="margin">
+              <wp14:pctWidth>0</wp14:pctWidth>
+            </wp14:sizeRelH>
+            <wp14:sizeRelV relativeFrom="margin">
+              <wp14:pctHeight>0</wp14:pctHeight>
+            </wp14:sizeRelV>
+          </wp:anchor>
+        </w:drawing>
+      </w:r>
+    </w:p>
+    <w:p>
+      <w:pPr>
+        <w:tabs>
+          <w:tab w:val="left" w:pos="1267"/>
+        </w:tabs>
+        <w:rPr>
+          <w:lang w:val="en-GB"/>
+        </w:rPr>
+      </w:pPr>
+    </w:p>
+    <w:p>
+      <w:pPr>
+        <w:tabs>
+          <w:tab w:val="left" w:pos="1267"/>
+        </w:tabs>
+        <w:rPr>
+          <w:lang w:val="en-GB"/>
+        </w:rPr>
+      </w:pPr>
+    </w:p>
+    <w:p>
+      <w:pPr>
+        <w:tabs>
+          <w:tab w:val="left" w:pos="1267"/>
+        </w:tabs>
+        <w:rPr>
+          <w:lang w:val="en-GB"/>
+        </w:rPr>
+      </w:pPr>
+      <w:r>
+        <w:rPr>
+          <w:lang w:val="en-GB"/>
+        </w:rPr>
+        <w:t>Smaller or highly organized regions achieved faster and higher vaccination coverage compared to larger countries.</w:t>
+      </w:r>
+    </w:p>
+    <w:p>
+      <w:pPr>
+        <w:tabs>
+          <w:tab w:val="left" w:pos="1267"/>
+        </w:tabs>
+        <w:rPr>
+          <w:noProof/>
+          <w:lang w:val="en-GB"/>
+        </w:rPr>
+      </w:pPr>
+      <w:r>
+        <w:rPr>
+          <w:lang w:val="en-GB"/>
+        </w:rPr>
+        <w:br w:type="column"/>
+      </w:r>
+      <w:r>
+        <w:rPr>
+          <w:noProof/>
+          <w:lang w:val="en-GB"/>
+        </w:rPr>
+        <w:lastRenderedPageBreak/>
+        <w:drawing>
+          <wp:anchor distT="0" distB="0" distL="114300" distR="114300" simplePos="0" relativeHeight="251660288" behindDoc="0" locked="0" layoutInCell="1" allowOverlap="1" wp14:anchorId="305C778D" wp14:editId="4D9B267A">
+            <wp:simplePos x="0" y="0"/>
+            <wp:positionH relativeFrom="column">
+              <wp:posOffset>-423545</wp:posOffset>
+            </wp:positionH>
+            <wp:positionV relativeFrom="paragraph">
+              <wp:posOffset>94615</wp:posOffset>
+            </wp:positionV>
+            <wp:extent cx="3163570" cy="1951355"/>
+            <wp:effectExtent l="0" t="0" r="0" b="0"/>
+            <wp:wrapSquare wrapText="bothSides"/>
+            <wp:docPr id="1091443452" name="Obrázek 5"/>
+            <wp:cNvGraphicFramePr>
+              <a:graphicFrameLocks xmlns:a="http://schemas.openxmlformats.org/drawingml/2006/main" noChangeAspect="1"/>
+            </wp:cNvGraphicFramePr>
+            <a:graphic xmlns:a="http://schemas.openxmlformats.org/drawingml/2006/main">
+              <a:graphicData uri="http://schemas.openxmlformats.org/drawingml/2006/picture">
+                <pic:pic xmlns:pic="http://schemas.openxmlformats.org/drawingml/2006/picture">
+                  <pic:nvPicPr>
+                    <pic:cNvPr id="1091443452" name="Obrázek 1091443452"/>
+                    <pic:cNvPicPr/>
+                  </pic:nvPicPr>
+                  <pic:blipFill>
+                    <a:blip r:embed="rId9">
+                      <a:extLst>
+                        <a:ext uri="{28A0092B-C50C-407E-A947-70E740481C1C}">
+                          <a14:useLocalDpi xmlns:a14="http://schemas.microsoft.com/office/drawing/2010/main" val="0"/>
+                        </a:ext>
+                      </a:extLst>
+                    </a:blip>
+                    <a:stretch>
+                      <a:fillRect/>
+                    </a:stretch>
+                  </pic:blipFill>
+                  <pic:spPr>
+                    <a:xfrm>
+                      <a:off x="0" y="0"/>
+                      <a:ext cx="3163570" cy="1951355"/>
+                    </a:xfrm>
+                    <a:prstGeom prst="rect">
+                      <a:avLst/>
+                    </a:prstGeom>
+                  </pic:spPr>
+                </pic:pic>
+              </a:graphicData>
+            </a:graphic>
+            <wp14:sizeRelH relativeFrom="margin">
+              <wp14:pctWidth>0</wp14:pctWidth>
+            </wp14:sizeRelH>
+            <wp14:sizeRelV relativeFrom="margin">
+              <wp14:pctHeight>0</wp14:pctHeight>
+            </wp14:sizeRelV>
+          </wp:anchor>
+        </w:drawing>
+      </w:r>
+      <w:r>
+        <w:rPr>
+          <w:noProof/>
+          <w:lang w:val="en-GB"/>
+        </w:rPr>
+        <w:t xml:space="preserve">The highest vaccination rates are observed in </w:t>
+      </w:r>
+      <w:r>
+        <w:rPr>
+          <w:b/>
+          <w:bCs/>
+          <w:noProof/>
+          <w:lang w:val="en-GB"/>
+        </w:rPr>
+        <w:t xml:space="preserve">small island nations </w:t>
+      </w:r>
+      <w:r>
+        <w:rPr>
+          <w:noProof/>
+          <w:lang w:val="en-GB"/>
+        </w:rPr>
+        <w:t xml:space="preserve">such as Niue and Nauru. These results are </w:t>
+      </w:r>
+      <w:r>
+        <w:rPr>
+          <w:b/>
+          <w:bCs/>
+          <w:noProof/>
+          <w:lang w:val="en-GB"/>
+        </w:rPr>
+        <w:t>influenced by population size</w:t>
+      </w:r>
+      <w:r>
+        <w:rPr>
+          <w:noProof/>
+          <w:lang w:val="en-GB"/>
+        </w:rPr>
+        <w:t>, as even a small number of vaccinations can result in very high rates per million inhabitants.</w:t>
+      </w:r>
+    </w:p>
+    <w:p>
+      <w:pPr>
+        <w:tabs>
+          <w:tab w:val="left" w:pos="1267"/>
+        </w:tabs>
+        <w:rPr>
+          <w:lang w:val="en-GB"/>
+        </w:rPr>
+      </w:pPr>
+    </w:p>
+    <w:p>
+      <w:pPr>
+        <w:tabs>
+          <w:tab w:val="left" w:pos="1267"/>
+        </w:tabs>
+        <w:rPr>
+          <w:lang w:val="en-GB"/>
+        </w:rPr>
+      </w:pPr>
+      <w:r>
+        <w:rPr>
+          <w:lang w:val="en-GB"/>
+        </w:rPr>
+        <w:t xml:space="preserve">Red line: </w:t>
+      </w:r>
+      <w:r>
+        <w:rPr>
+          <w:lang w:val="en-GB"/>
+        </w:rPr>
+        <w:t>upward slope</w:t>
+      </w:r>
+      <w:r>
+        <w:rPr>
+          <w:lang w:val="en-GB"/>
+        </w:rPr>
+        <w:t>…</w:t>
+      </w:r>
+      <w:r>
+        <w:rPr>
+          <w:lang w:val="en-GB"/>
+        </w:rPr>
+        <w:t>confirms hypothesis</w:t>
+      </w:r>
+    </w:p>
+    <w:p>
+      <w:pPr>
+        <w:tabs>
+          <w:tab w:val="left" w:pos="1267"/>
+        </w:tabs>
+        <w:rPr>
+          <w:lang w:val="en-GB"/>
+        </w:rPr>
+      </w:pPr>
+      <w:r>
+        <w:rPr>
+          <w:lang w:val="en-GB"/>
+        </w:rPr>
+        <w:t>Cluster at low values</w:t>
+      </w:r>
+      <w:r>
+        <w:rPr>
+          <w:lang w:val="en-GB"/>
+        </w:rPr>
+        <w:t>…m</w:t>
+      </w:r>
+      <w:r>
+        <w:rPr>
+          <w:lang w:val="en-GB"/>
+        </w:rPr>
+        <w:t>any countries struggled to scale vaccination campaigns</w:t>
+      </w:r>
+    </w:p>
+    <w:p>
+      <w:pPr>
+        <w:tabs>
+          <w:tab w:val="left" w:pos="1267"/>
+        </w:tabs>
+        <w:rPr>
+          <w:lang w:val="en-GB"/>
+        </w:rPr>
+      </w:pPr>
+    </w:p>
+    <w:p>
+      <w:pPr>
+        <w:tabs>
+          <w:tab w:val="left" w:pos="1267"/>
+        </w:tabs>
+        <w:rPr>
+          <w:lang w:val="en-GB"/>
+        </w:rPr>
+      </w:pPr>
+    </w:p>
+    <w:p>
+      <w:pPr>
+        <w:tabs>
+          <w:tab w:val="left" w:pos="1267"/>
+        </w:tabs>
+        <w:rPr>
+          <w:lang w:val="en-GB"/>
+        </w:rPr>
+      </w:pPr>
+    </w:p>
+    <w:p>
+      <w:pPr>
+        <w:tabs>
+          <w:tab w:val="left" w:pos="1267"/>
+        </w:tabs>
+        <w:rPr>
+          <w:lang w:val="en-GB"/>
+        </w:rPr>
+      </w:pPr>
+    </w:p>
+    <w:p>
+      <w:pPr>
+        <w:tabs>
+          <w:tab w:val="left" w:pos="1267"/>
+        </w:tabs>
+        <w:rPr>
+          <w:lang w:val="en-GB"/>
+        </w:rPr>
+      </w:pPr>
+      <w:r>
+        <w:rPr>
+          <w:noProof/>
+          <w:lang w:val="en-GB"/>
+        </w:rPr>
+        <w:drawing>
+          <wp:anchor distT="0" distB="0" distL="114300" distR="114300" simplePos="0" relativeHeight="251661312" behindDoc="0" locked="0" layoutInCell="1" allowOverlap="1" wp14:anchorId="2DCDEDB1" wp14:editId="36C6AC9B">
+            <wp:simplePos x="0" y="0"/>
+            <wp:positionH relativeFrom="column">
+              <wp:posOffset>-248285</wp:posOffset>
+            </wp:positionH>
+            <wp:positionV relativeFrom="paragraph">
+              <wp:posOffset>245694</wp:posOffset>
+            </wp:positionV>
+            <wp:extent cx="2915101" cy="1798548"/>
+            <wp:effectExtent l="0" t="0" r="0" b="0"/>
+            <wp:wrapSquare wrapText="bothSides"/>
+            <wp:docPr id="1613580857" name="Obrázek 6"/>
+            <wp:cNvGraphicFramePr>
+              <a:graphicFrameLocks xmlns:a="http://schemas.openxmlformats.org/drawingml/2006/main" noChangeAspect="1"/>
+            </wp:cNvGraphicFramePr>
+            <a:graphic xmlns:a="http://schemas.openxmlformats.org/drawingml/2006/main">
+              <a:graphicData uri="http://schemas.openxmlformats.org/drawingml/2006/picture">
+                <pic:pic xmlns:pic="http://schemas.openxmlformats.org/drawingml/2006/picture">
+                  <pic:nvPicPr>
+                    <pic:cNvPr id="1613580857" name="Obrázek 1613580857"/>
+                    <pic:cNvPicPr/>
+                  </pic:nvPicPr>
+                  <pic:blipFill>
+                    <a:blip r:embed="rId10">
+                      <a:extLst>
+                        <a:ext uri="{28A0092B-C50C-407E-A947-70E740481C1C}">
+                          <a14:useLocalDpi xmlns:a14="http://schemas.microsoft.com/office/drawing/2010/main" val="0"/>
+                        </a:ext>
+                      </a:extLst>
+                    </a:blip>
+                    <a:stretch>
+                      <a:fillRect/>
+                    </a:stretch>
+                  </pic:blipFill>
+                  <pic:spPr>
+                    <a:xfrm>
+                      <a:off x="0" y="0"/>
+                      <a:ext cx="2915101" cy="1798548"/>
+                    </a:xfrm>
+                    <a:prstGeom prst="rect">
+                      <a:avLst/>
+                    </a:prstGeom>
+                  </pic:spPr>
+                </pic:pic>
+              </a:graphicData>
+            </a:graphic>
+            <wp14:sizeRelH relativeFrom="margin">
+              <wp14:pctWidth>0</wp14:pctWidth>
+            </wp14:sizeRelH>
+            <wp14:sizeRelV relativeFrom="margin">
+              <wp14:pctHeight>0</wp14:pctHeight>
+            </wp14:sizeRelV>
+          </wp:anchor>
+        </w:drawing>
+      </w:r>
+    </w:p>
+    <w:p>
+      <w:pPr>
+        <w:tabs>
+          <w:tab w:val="left" w:pos="1267"/>
+        </w:tabs>
+        <w:rPr>
+          <w:lang w:val="en-GB"/>
+        </w:rPr>
+      </w:pPr>
+      <w:r>
+        <w:rPr>
+          <w:lang w:val="en-GB"/>
+        </w:rPr>
+        <w:t>Relationship between vaccination speed and vaccination coverage</w:t>
+      </w:r>
+    </w:p>
+    <w:p>
+      <w:pPr>
+        <w:tabs>
+          <w:tab w:val="left" w:pos="1267"/>
+        </w:tabs>
+        <w:rPr>
+          <w:lang w:val="en-GB"/>
+        </w:rPr>
+      </w:pPr>
+      <w:r>
+        <w:rPr>
+          <w:lang w:val="en-GB"/>
+        </w:rPr>
+        <w:t xml:space="preserve">Removed small </w:t>
+      </w:r>
+      <w:r>
+        <w:rPr>
+          <w:lang w:val="en-GB"/>
+        </w:rPr>
+        <w:t xml:space="preserve">countries -&gt; </w:t>
+      </w:r>
+      <w:r>
+        <w:rPr>
+          <w:lang w:val="en-GB"/>
+        </w:rPr>
+        <w:t>smoother distribution</w:t>
+      </w:r>
+      <w:r>
+        <w:rPr>
+          <w:lang w:val="en-GB"/>
+        </w:rPr>
+        <w:t xml:space="preserve">, </w:t>
+      </w:r>
+      <w:r>
+        <w:rPr>
+          <w:lang w:val="en-GB"/>
+        </w:rPr>
+        <w:t>fewer extreme values</w:t>
+      </w:r>
+    </w:p>
+    <w:p>
+      <w:pPr>
+        <w:tabs>
+          <w:tab w:val="left" w:pos="1267"/>
+        </w:tabs>
+        <w:rPr>
+          <w:lang w:val="en-GB"/>
+        </w:rPr>
+      </w:pPr>
+    </w:p>
+    <w:p>
+      <w:pPr>
+        <w:tabs>
+          <w:tab w:val="left" w:pos="1267"/>
+        </w:tabs>
+        <w:rPr>
+          <w:lang w:val="en-GB"/>
+        </w:rPr>
+      </w:pPr>
+      <w:r>
+        <w:rPr>
+          <w:lang w:val="en-GB"/>
+        </w:rPr>
+        <w:br w:type="column"/>
+      </w:r>
+      <w:hyperlink r:id="rId11" w:history="1">
+        <w:r>
+          <w:rPr>
+            <w:rStyle w:val="Hypertextovodkaz"/>
+            <w:lang w:val="en-GB"/>
+          </w:rPr>
+          <w:t>https://ourworldindata.org/covid-vaccinations</w:t>
+        </w:r>
+      </w:hyperlink>
+    </w:p>
+    <w:p>
+      <w:pPr>
+        <w:tabs>
+          <w:tab w:val="left" w:pos="1267"/>
+        </w:tabs>
         <w:rPr>
           <w:lang w:val="en-GB"/>
         </w:rPr>
@@ -4392,9 +5041,171 @@
 </w:document>
 </file>
 
+<file path=word/endnotes.xml><?xml version="1.0" encoding="utf-8"?>
+<w:endnotes xmlns:wpc="http://schemas.microsoft.com/office/word/2010/wordprocessingCanvas" xmlns:cx="http://schemas.microsoft.com/office/drawing/2014/chartex" xmlns:cx1="http://schemas.microsoft.com/office/drawing/2015/9/8/chartex" xmlns:cx2="http://schemas.microsoft.com/office/drawing/2015/10/21/chartex" xmlns:cx3="http://schemas.microsoft.com/office/drawing/2016/5/9/chartex" xmlns:cx4="http://schemas.microsoft.com/office/drawing/2016/5/10/chartex" xmlns:cx5="http://schemas.microsoft.com/office/drawing/2016/5/11/chartex" xmlns:cx6="http://schemas.microsoft.com/office/drawing/2016/5/12/chartex" xmlns:cx7="http://schemas.microsoft.com/office/drawing/2016/5/13/chartex" xmlns:cx8="http://schemas.microsoft.com/office/drawing/2016/5/14/chartex" xmlns:mc="http://schemas.openxmlformats.org/markup-compatibility/2006" xmlns:aink="http://schemas.microsoft.com/office/drawing/2016/ink" xmlns:am3d="http://schemas.microsoft.com/office/drawing/2017/model3d" xmlns:o="urn:schemas-microsoft-com:office:office" xmlns:oel="http://schemas.microsoft.com/office/2019/extlst" xmlns:r="http://schemas.openxmlformats.org/officeDocument/2006/relationships" xmlns:m="http://schemas.openxmlformats.org/officeDocument/2006/math" xmlns:v="urn:schemas-microsoft-com:vml" xmlns:wp14="http://schemas.microsoft.com/office/word/2010/wordprocessingDrawing" xmlns:wp="http://schemas.openxmlformats.org/drawingml/2006/wordprocessingDrawing" xmlns:w10="urn:schemas-microsoft-com:office:word" xmlns:w="http://schemas.openxmlformats.org/wordprocessingml/2006/main" xmlns:w14="http://schemas.microsoft.com/office/word/2010/wordml" xmlns:w15="http://schemas.microsoft.com/office/word/2012/wordml" xmlns:w16cex="http://schemas.microsoft.com/office/word/2018/wordml/cex" xmlns:w16cid="http://schemas.microsoft.com/office/word/2016/wordml/cid" xmlns:w16="http://schemas.microsoft.com/office/word/2018/wordml" xmlns:w16du="http://schemas.microsoft.com/office/word/2023/wordml/word16du" xmlns:w16sdtdh="http://schemas.microsoft.com/office/word/2020/wordml/sdtdatahash" xmlns:w16sdtfl="http://schemas.microsoft.com/office/word/2024/wordml/sdtformatlock" xmlns:w16se="http://schemas.microsoft.com/office/word/2015/wordml/symex" xmlns:wpg="http://schemas.microsoft.com/office/word/2010/wordprocessingGroup" xmlns:wpi="http://schemas.microsoft.com/office/word/2010/wordprocessingInk" xmlns:wne="http://schemas.microsoft.com/office/word/2006/wordml" xmlns:wps="http://schemas.microsoft.com/office/word/2010/wordprocessingShape" mc:Ignorable="w14 w15 w16se w16cid w16 w16cex w16sdtdh w16sdtfl w16du wp14">
+  <w:endnote w:type="separator" w:id="-1">
+    <w:p>
+      <w:pPr>
+        <w:spacing w:after="0" w:line="240" w:lineRule="auto"/>
+      </w:pPr>
+      <w:r>
+        <w:separator/>
+      </w:r>
+    </w:p>
+  </w:endnote>
+  <w:endnote w:type="continuationSeparator" w:id="0">
+    <w:p>
+      <w:pPr>
+        <w:spacing w:after="0" w:line="240" w:lineRule="auto"/>
+      </w:pPr>
+      <w:r>
+        <w:continuationSeparator/>
+      </w:r>
+    </w:p>
+  </w:endnote>
+</w:endnotes>
+</file>
+
+<file path=word/footnotes.xml><?xml version="1.0" encoding="utf-8"?>
+<w:footnotes xmlns:wpc="http://schemas.microsoft.com/office/word/2010/wordprocessingCanvas" xmlns:cx="http://schemas.microsoft.com/office/drawing/2014/chartex" xmlns:cx1="http://schemas.microsoft.com/office/drawing/2015/9/8/chartex" xmlns:cx2="http://schemas.microsoft.com/office/drawing/2015/10/21/chartex" xmlns:cx3="http://schemas.microsoft.com/office/drawing/2016/5/9/chartex" xmlns:cx4="http://schemas.microsoft.com/office/drawing/2016/5/10/chartex" xmlns:cx5="http://schemas.microsoft.com/office/drawing/2016/5/11/chartex" xmlns:cx6="http://schemas.microsoft.com/office/drawing/2016/5/12/chartex" xmlns:cx7="http://schemas.microsoft.com/office/drawing/2016/5/13/chartex" xmlns:cx8="http://schemas.microsoft.com/office/drawing/2016/5/14/chartex" xmlns:mc="http://schemas.openxmlformats.org/markup-compatibility/2006" xmlns:aink="http://schemas.microsoft.com/office/drawing/2016/ink" xmlns:am3d="http://schemas.microsoft.com/office/drawing/2017/model3d" xmlns:o="urn:schemas-microsoft-com:office:office" xmlns:oel="http://schemas.microsoft.com/office/2019/extlst" xmlns:r="http://schemas.openxmlformats.org/officeDocument/2006/relationships" xmlns:m="http://schemas.openxmlformats.org/officeDocument/2006/math" xmlns:v="urn:schemas-microsoft-com:vml" xmlns:wp14="http://schemas.microsoft.com/office/word/2010/wordprocessingDrawing" xmlns:wp="http://schemas.openxmlformats.org/drawingml/2006/wordprocessingDrawing" xmlns:w10="urn:schemas-microsoft-com:office:word" xmlns:w="http://schemas.openxmlformats.org/wordprocessingml/2006/main" xmlns:w14="http://schemas.microsoft.com/office/word/2010/wordml" xmlns:w15="http://schemas.microsoft.com/office/word/2012/wordml" xmlns:w16cex="http://schemas.microsoft.com/office/word/2018/wordml/cex" xmlns:w16cid="http://schemas.microsoft.com/office/word/2016/wordml/cid" xmlns:w16="http://schemas.microsoft.com/office/word/2018/wordml" xmlns:w16du="http://schemas.microsoft.com/office/word/2023/wordml/word16du" xmlns:w16sdtdh="http://schemas.microsoft.com/office/word/2020/wordml/sdtdatahash" xmlns:w16sdtfl="http://schemas.microsoft.com/office/word/2024/wordml/sdtformatlock" xmlns:w16se="http://schemas.microsoft.com/office/word/2015/wordml/symex" xmlns:wpg="http://schemas.microsoft.com/office/word/2010/wordprocessingGroup" xmlns:wpi="http://schemas.microsoft.com/office/word/2010/wordprocessingInk" xmlns:wne="http://schemas.microsoft.com/office/word/2006/wordml" xmlns:wps="http://schemas.microsoft.com/office/word/2010/wordprocessingShape" mc:Ignorable="w14 w15 w16se w16cid w16 w16cex w16sdtdh w16sdtfl w16du wp14">
+  <w:footnote w:type="separator" w:id="-1">
+    <w:p>
+      <w:pPr>
+        <w:spacing w:after="0" w:line="240" w:lineRule="auto"/>
+      </w:pPr>
+      <w:r>
+        <w:separator/>
+      </w:r>
+    </w:p>
+  </w:footnote>
+  <w:footnote w:type="continuationSeparator" w:id="0">
+    <w:p>
+      <w:pPr>
+        <w:spacing w:after="0" w:line="240" w:lineRule="auto"/>
+      </w:pPr>
+      <w:r>
+        <w:continuationSeparator/>
+      </w:r>
+    </w:p>
+  </w:footnote>
+</w:footnotes>
+</file>
+
 <file path=word/numbering.xml><?xml version="1.0" encoding="utf-8"?>
 <w:numbering xmlns:wpc="http://schemas.microsoft.com/office/word/2010/wordprocessingCanvas" xmlns:cx="http://schemas.microsoft.com/office/drawing/2014/chartex" xmlns:cx1="http://schemas.microsoft.com/office/drawing/2015/9/8/chartex" xmlns:cx2="http://schemas.microsoft.com/office/drawing/2015/10/21/chartex" xmlns:cx3="http://schemas.microsoft.com/office/drawing/2016/5/9/chartex" xmlns:cx4="http://schemas.microsoft.com/office/drawing/2016/5/10/chartex" xmlns:cx5="http://schemas.microsoft.com/office/drawing/2016/5/11/chartex" xmlns:cx6="http://schemas.microsoft.com/office/drawing/2016/5/12/chartex" xmlns:cx7="http://schemas.microsoft.com/office/drawing/2016/5/13/chartex" xmlns:cx8="http://schemas.microsoft.com/office/drawing/2016/5/14/chartex" xmlns:mc="http://schemas.openxmlformats.org/markup-compatibility/2006" xmlns:aink="http://schemas.microsoft.com/office/drawing/2016/ink" xmlns:am3d="http://schemas.microsoft.com/office/drawing/2017/model3d" xmlns:o="urn:schemas-microsoft-com:office:office" xmlns:oel="http://schemas.microsoft.com/office/2019/extlst" xmlns:r="http://schemas.openxmlformats.org/officeDocument/2006/relationships" xmlns:m="http://schemas.openxmlformats.org/officeDocument/2006/math" xmlns:v="urn:schemas-microsoft-com:vml" xmlns:wp14="http://schemas.microsoft.com/office/word/2010/wordprocessingDrawing" xmlns:wp="http://schemas.openxmlformats.org/drawingml/2006/wordprocessingDrawing" xmlns:w10="urn:schemas-microsoft-com:office:word" xmlns:w="http://schemas.openxmlformats.org/wordprocessingml/2006/main" xmlns:w14="http://schemas.microsoft.com/office/word/2010/wordml" xmlns:w15="http://schemas.microsoft.com/office/word/2012/wordml" xmlns:w16cex="http://schemas.microsoft.com/office/word/2018/wordml/cex" xmlns:w16cid="http://schemas.microsoft.com/office/word/2016/wordml/cid" xmlns:w16="http://schemas.microsoft.com/office/word/2018/wordml" xmlns:w16du="http://schemas.microsoft.com/office/word/2023/wordml/word16du" xmlns:w16sdtdh="http://schemas.microsoft.com/office/word/2020/wordml/sdtdatahash" xmlns:w16sdtfl="http://schemas.microsoft.com/office/word/2024/wordml/sdtformatlock" xmlns:w16se="http://schemas.microsoft.com/office/word/2015/wordml/symex" xmlns:wpg="http://schemas.microsoft.com/office/word/2010/wordprocessingGroup" xmlns:wpi="http://schemas.microsoft.com/office/word/2010/wordprocessingInk" xmlns:wne="http://schemas.microsoft.com/office/word/2006/wordml" xmlns:wps="http://schemas.microsoft.com/office/word/2010/wordprocessingShape" mc:Ignorable="w14 w15 w16se w16cid w16 w16cex w16sdtdh w16sdtfl w16du wp14">
   <w:abstractNum w:abstractNumId="0" w15:restartNumberingAfterBreak="0">
+    <w:nsid w:val="1606081D"/>
+    <w:multiLevelType w:val="hybridMultilevel"/>
+    <w:tmpl w:val="36A0FBE8"/>
+    <w:lvl w:ilvl="0" w:tplc="BEA4472E">
+      <w:numFmt w:val="bullet"/>
+      <w:lvlText w:val="-"/>
+      <w:lvlJc w:val="left"/>
+      <w:pPr>
+        <w:ind w:left="720" w:hanging="360"/>
+      </w:pPr>
+      <w:rPr>
+        <w:rFonts w:ascii="Aptos" w:eastAsiaTheme="minorHAnsi" w:hAnsi="Aptos" w:cstheme="minorBidi" w:hint="default"/>
+      </w:rPr>
+    </w:lvl>
+    <w:lvl w:ilvl="1" w:tplc="04050003" w:tentative="1">
+      <w:start w:val="1"/>
+      <w:numFmt w:val="bullet"/>
+      <w:lvlText w:val="o"/>
+      <w:lvlJc w:val="left"/>
+      <w:pPr>
+        <w:ind w:left="1440" w:hanging="360"/>
+      </w:pPr>
+      <w:rPr>
+        <w:rFonts w:ascii="Courier New" w:hAnsi="Courier New" w:cs="Courier New" w:hint="default"/>
+      </w:rPr>
+    </w:lvl>
+    <w:lvl w:ilvl="2" w:tplc="04050005" w:tentative="1">
+      <w:start w:val="1"/>
+      <w:numFmt w:val="bullet"/>
+      <w:lvlText w:val=""/>
+      <w:lvlJc w:val="left"/>
+      <w:pPr>
+        <w:ind w:left="2160" w:hanging="360"/>
+      </w:pPr>
+      <w:rPr>
+        <w:rFonts w:ascii="Wingdings" w:hAnsi="Wingdings" w:hint="default"/>
+      </w:rPr>
+    </w:lvl>
+    <w:lvl w:ilvl="3" w:tplc="04050001" w:tentative="1">
+      <w:start w:val="1"/>
+      <w:numFmt w:val="bullet"/>
+      <w:lvlText w:val=""/>
+      <w:lvlJc w:val="left"/>
+      <w:pPr>
+        <w:ind w:left="2880" w:hanging="360"/>
+      </w:pPr>
+      <w:rPr>
+        <w:rFonts w:ascii="Symbol" w:hAnsi="Symbol" w:hint="default"/>
+      </w:rPr>
+    </w:lvl>
+    <w:lvl w:ilvl="4" w:tplc="04050003" w:tentative="1">
+      <w:start w:val="1"/>
+      <w:numFmt w:val="bullet"/>
+      <w:lvlText w:val="o"/>
+      <w:lvlJc w:val="left"/>
+      <w:pPr>
+        <w:ind w:left="3600" w:hanging="360"/>
+      </w:pPr>
+      <w:rPr>
+        <w:rFonts w:ascii="Courier New" w:hAnsi="Courier New" w:cs="Courier New" w:hint="default"/>
+      </w:rPr>
+    </w:lvl>
+    <w:lvl w:ilvl="5" w:tplc="04050005" w:tentative="1">
+      <w:start w:val="1"/>
+      <w:numFmt w:val="bullet"/>
+      <w:lvlText w:val=""/>
+      <w:lvlJc w:val="left"/>
+      <w:pPr>
+        <w:ind w:left="4320" w:hanging="360"/>
+      </w:pPr>
+      <w:rPr>
+        <w:rFonts w:ascii="Wingdings" w:hAnsi="Wingdings" w:hint="default"/>
+      </w:rPr>
+    </w:lvl>
+    <w:lvl w:ilvl="6" w:tplc="04050001" w:tentative="1">
+      <w:start w:val="1"/>
+      <w:numFmt w:val="bullet"/>
+      <w:lvlText w:val=""/>
+      <w:lvlJc w:val="left"/>
+      <w:pPr>
+        <w:ind w:left="5040" w:hanging="360"/>
+      </w:pPr>
+      <w:rPr>
+        <w:rFonts w:ascii="Symbol" w:hAnsi="Symbol" w:hint="default"/>
+      </w:rPr>
+    </w:lvl>
+    <w:lvl w:ilvl="7" w:tplc="04050003" w:tentative="1">
+      <w:start w:val="1"/>
+      <w:numFmt w:val="bullet"/>
+      <w:lvlText w:val="o"/>
+      <w:lvlJc w:val="left"/>
+      <w:pPr>
+        <w:ind w:left="5760" w:hanging="360"/>
+      </w:pPr>
+      <w:rPr>
+        <w:rFonts w:ascii="Courier New" w:hAnsi="Courier New" w:cs="Courier New" w:hint="default"/>
+      </w:rPr>
+    </w:lvl>
+    <w:lvl w:ilvl="8" w:tplc="04050005" w:tentative="1">
+      <w:start w:val="1"/>
+      <w:numFmt w:val="bullet"/>
+      <w:lvlText w:val=""/>
+      <w:lvlJc w:val="left"/>
+      <w:pPr>
+        <w:ind w:left="6480" w:hanging="360"/>
+      </w:pPr>
+      <w:rPr>
+        <w:rFonts w:ascii="Wingdings" w:hAnsi="Wingdings" w:hint="default"/>
+      </w:rPr>
+    </w:lvl>
+  </w:abstractNum>
+  <w:abstractNum w:abstractNumId="1" w15:restartNumberingAfterBreak="0">
     <w:nsid w:val="724E677B"/>
     <w:multiLevelType w:val="hybridMultilevel"/>
     <w:tmpl w:val="4D0E8B98"/>
@@ -4508,6 +5319,9 @@
     </w:lvl>
   </w:abstractNum>
   <w:num w:numId="1" w16cid:durableId="82772223">
+    <w:abstractNumId w:val="1"/>
+  </w:num>
+  <w:num w:numId="2" w16cid:durableId="1619144745">
     <w:abstractNumId w:val="0"/>
   </w:num>
 </w:numbering>
@@ -5674,6 +6488,50 @@
       <w:shd w:val="clear" w:color="auto" w:fill="E1DFDD"/>
     </w:rPr>
   </w:style>
+  <w:style w:type="paragraph" w:styleId="Zhlav">
+    <w:name w:val="header"/>
+    <w:basedOn w:val="Normln"/>
+    <w:link w:val="ZhlavChar"/>
+    <w:uiPriority w:val="99"/>
+    <w:unhideWhenUsed/>
+    <w:rsid w:val="004F4A9D"/>
+    <w:pPr>
+      <w:tabs>
+        <w:tab w:val="center" w:pos="4536"/>
+        <w:tab w:val="right" w:pos="9072"/>
+      </w:tabs>
+      <w:spacing w:after="0" w:line="240" w:lineRule="auto"/>
+    </w:pPr>
+  </w:style>
+  <w:style w:type="character" w:customStyle="1" w:styleId="ZhlavChar">
+    <w:name w:val="Záhlaví Char"/>
+    <w:basedOn w:val="Standardnpsmoodstavce"/>
+    <w:link w:val="Zhlav"/>
+    <w:uiPriority w:val="99"/>
+    <w:rsid w:val="004F4A9D"/>
+  </w:style>
+  <w:style w:type="paragraph" w:styleId="Zpat">
+    <w:name w:val="footer"/>
+    <w:basedOn w:val="Normln"/>
+    <w:link w:val="ZpatChar"/>
+    <w:uiPriority w:val="99"/>
+    <w:unhideWhenUsed/>
+    <w:rsid w:val="004F4A9D"/>
+    <w:pPr>
+      <w:tabs>
+        <w:tab w:val="center" w:pos="4536"/>
+        <w:tab w:val="right" w:pos="9072"/>
+      </w:tabs>
+      <w:spacing w:after="0" w:line="240" w:lineRule="auto"/>
+    </w:pPr>
+  </w:style>
+  <w:style w:type="character" w:customStyle="1" w:styleId="ZpatChar">
+    <w:name w:val="Zápatí Char"/>
+    <w:basedOn w:val="Standardnpsmoodstavce"/>
+    <w:link w:val="Zpat"/>
+    <w:uiPriority w:val="99"/>
+    <w:rsid w:val="004F4A9D"/>
+  </w:style>
 </w:styles>
 </file>
 

--- a/vaccines/World Covid vaccination.docx
+++ b/vaccines/World Covid vaccination.docx
@@ -4363,13 +4363,13 @@
           <w:lang w:val="en-GB"/>
         </w:rPr>
         <w:drawing>
-          <wp:anchor distT="0" distB="0" distL="114300" distR="114300" simplePos="0" relativeHeight="251658240" behindDoc="0" locked="0" layoutInCell="1" allowOverlap="1" wp14:anchorId="0E0AA864" wp14:editId="22437D79">
+          <wp:anchor distT="0" distB="0" distL="114300" distR="114300" simplePos="0" relativeHeight="251658240" behindDoc="0" locked="0" layoutInCell="1" allowOverlap="1" wp14:anchorId="0E0AA864" wp14:editId="31D15A06">
             <wp:simplePos x="0" y="0"/>
             <wp:positionH relativeFrom="column">
-              <wp:posOffset>-322123</wp:posOffset>
+              <wp:posOffset>-347548</wp:posOffset>
             </wp:positionH>
             <wp:positionV relativeFrom="paragraph">
-              <wp:posOffset>164947</wp:posOffset>
+              <wp:posOffset>193726</wp:posOffset>
             </wp:positionV>
             <wp:extent cx="2633345" cy="1624330"/>
             <wp:effectExtent l="0" t="0" r="0" b="0"/>
@@ -4481,13 +4481,7 @@
         <w:rPr>
           <w:lang w:val="en-GB"/>
         </w:rPr>
-        <w:t>delayed but strong scaling (Europe</w:t>
-      </w:r>
-      <w:r>
-        <w:rPr>
-          <w:lang w:val="en-GB"/>
-        </w:rPr>
-        <w:t>)</w:t>
+        <w:t>delayed but strong scaling (Europe)</w:t>
       </w:r>
     </w:p>
     <w:p>
@@ -4858,31 +4852,21 @@
           <w:lang w:val="en-GB"/>
         </w:rPr>
       </w:pPr>
-    </w:p>
-    <w:p>
-      <w:pPr>
-        <w:tabs>
-          <w:tab w:val="left" w:pos="1267"/>
-        </w:tabs>
-        <w:rPr>
-          <w:lang w:val="en-GB"/>
-        </w:rPr>
-      </w:pPr>
       <w:r>
         <w:rPr>
           <w:noProof/>
           <w:lang w:val="en-GB"/>
         </w:rPr>
         <w:drawing>
-          <wp:anchor distT="0" distB="0" distL="114300" distR="114300" simplePos="0" relativeHeight="251661312" behindDoc="0" locked="0" layoutInCell="1" allowOverlap="1" wp14:anchorId="2DCDEDB1" wp14:editId="36C6AC9B">
+          <wp:anchor distT="0" distB="0" distL="114300" distR="114300" simplePos="0" relativeHeight="251661312" behindDoc="0" locked="0" layoutInCell="1" allowOverlap="1" wp14:anchorId="2DCDEDB1" wp14:editId="6E0CC167">
             <wp:simplePos x="0" y="0"/>
             <wp:positionH relativeFrom="column">
-              <wp:posOffset>-248285</wp:posOffset>
+              <wp:posOffset>-401955</wp:posOffset>
             </wp:positionH>
             <wp:positionV relativeFrom="paragraph">
-              <wp:posOffset>245694</wp:posOffset>
+              <wp:posOffset>251460</wp:posOffset>
             </wp:positionV>
-            <wp:extent cx="2915101" cy="1798548"/>
+            <wp:extent cx="2914650" cy="1798320"/>
             <wp:effectExtent l="0" t="0" r="0" b="0"/>
             <wp:wrapSquare wrapText="bothSides"/>
             <wp:docPr id="1613580857" name="Obrázek 6"/>
@@ -4911,7 +4895,7 @@
                   <pic:spPr>
                     <a:xfrm>
                       <a:off x="0" y="0"/>
-                      <a:ext cx="2915101" cy="1798548"/>
+                      <a:ext cx="2914650" cy="1798320"/>
                     </a:xfrm>
                     <a:prstGeom prst="rect">
                       <a:avLst/>
@@ -4939,6 +4923,16 @@
           <w:lang w:val="en-GB"/>
         </w:rPr>
       </w:pPr>
+    </w:p>
+    <w:p>
+      <w:pPr>
+        <w:tabs>
+          <w:tab w:val="left" w:pos="1267"/>
+        </w:tabs>
+        <w:rPr>
+          <w:lang w:val="en-GB"/>
+        </w:rPr>
+      </w:pPr>
       <w:r>
         <w:rPr>
           <w:lang w:val="en-GB"/>
@@ -5001,9 +4995,6 @@
         <w:tabs>
           <w:tab w:val="left" w:pos="1267"/>
         </w:tabs>
-        <w:rPr>
-          <w:lang w:val="en-GB"/>
-        </w:rPr>
       </w:pPr>
       <w:r>
         <w:rPr>
@@ -5020,6 +5011,93 @@
           <w:t>https://ourworldindata.org/covid-vaccinations</w:t>
         </w:r>
       </w:hyperlink>
+    </w:p>
+    <w:p>
+      <w:pPr>
+        <w:tabs>
+          <w:tab w:val="left" w:pos="1267"/>
+        </w:tabs>
+        <w:rPr>
+          <w:lang w:val="en-GB"/>
+        </w:rPr>
+      </w:pPr>
+      <w:hyperlink r:id="rId12" w:history="1">
+        <w:r>
+          <w:rPr>
+            <w:rStyle w:val="Hypertextovodkaz"/>
+            <w:lang w:val="en-GB"/>
+          </w:rPr>
+          <w:t>https://data.who.int/dashboards/covid19/</w:t>
+        </w:r>
+      </w:hyperlink>
+    </w:p>
+    <w:p>
+      <w:pPr>
+        <w:tabs>
+          <w:tab w:val="left" w:pos="1267"/>
+        </w:tabs>
+        <w:rPr>
+          <w:lang w:val="en-GB"/>
+        </w:rPr>
+      </w:pPr>
+      <w:hyperlink r:id="rId13" w:history="1">
+        <w:r>
+          <w:rPr>
+            <w:rStyle w:val="Hypertextovodkaz"/>
+            <w:lang w:val="en-GB"/>
+          </w:rPr>
+          <w:t>https://coronavirus.jhu.edu/map.html</w:t>
+        </w:r>
+      </w:hyperlink>
+    </w:p>
+    <w:p>
+      <w:pPr>
+        <w:tabs>
+          <w:tab w:val="left" w:pos="1267"/>
+        </w:tabs>
+        <w:rPr>
+          <w:lang w:val="en-GB"/>
+        </w:rPr>
+      </w:pPr>
+      <w:hyperlink r:id="rId14" w:history="1">
+        <w:r>
+          <w:rPr>
+            <w:rStyle w:val="Hypertextovodkaz"/>
+            <w:lang w:val="en-GB"/>
+          </w:rPr>
+          <w:t>https://datahelpdesk.worldbank.org/knowledgebase/articles/906519-world-bank-country-and-lending-groups</w:t>
+        </w:r>
+      </w:hyperlink>
+    </w:p>
+    <w:p>
+      <w:pPr>
+        <w:tabs>
+          <w:tab w:val="left" w:pos="1267"/>
+        </w:tabs>
+        <w:rPr>
+          <w:lang w:val="en-GB"/>
+        </w:rPr>
+      </w:pPr>
+    </w:p>
+    <w:p>
+      <w:pPr>
+        <w:tabs>
+          <w:tab w:val="left" w:pos="1267"/>
+        </w:tabs>
+        <w:rPr>
+          <w:lang w:val="en-GB"/>
+        </w:rPr>
+      </w:pPr>
+    </w:p>
+    <w:p>
+      <w:pPr>
+        <w:tabs>
+          <w:tab w:val="left" w:pos="1267"/>
+        </w:tabs>
+        <w:rPr>
+          <w:lang w:val="en-GB"/>
+        </w:rPr>
+      </w:pPr>
     </w:p>
     <w:p>
       <w:pPr>
@@ -5930,6 +6008,7 @@
   <w:style w:type="character" w:default="1" w:styleId="Standardnpsmoodstavce">
     <w:name w:val="Default Paragraph Font"/>
     <w:uiPriority w:val="1"/>
+    <w:semiHidden/>
     <w:unhideWhenUsed/>
   </w:style>
   <w:style w:type="table" w:default="1" w:styleId="Normlntabulka">
@@ -6532,6 +6611,18 @@
     <w:uiPriority w:val="99"/>
     <w:rsid w:val="004F4A9D"/>
   </w:style>
+  <w:style w:type="character" w:styleId="Sledovanodkaz">
+    <w:name w:val="FollowedHyperlink"/>
+    <w:basedOn w:val="Standardnpsmoodstavce"/>
+    <w:uiPriority w:val="99"/>
+    <w:semiHidden/>
+    <w:unhideWhenUsed/>
+    <w:rsid w:val="00C41BA5"/>
+    <w:rPr>
+      <w:color w:val="96607D" w:themeColor="followedHyperlink"/>
+      <w:u w:val="single"/>
+    </w:rPr>
+  </w:style>
 </w:styles>
 </file>
 

--- a/vaccines/World Covid vaccination.docx
+++ b/vaccines/World Covid vaccination.docx
@@ -4764,25 +4764,7 @@
         <w:rPr>
           <w:lang w:val="en-GB"/>
         </w:rPr>
-        <w:t xml:space="preserve">Red line: </w:t>
-      </w:r>
-      <w:r>
-        <w:rPr>
-          <w:lang w:val="en-GB"/>
-        </w:rPr>
-        <w:t>upward slope</w:t>
-      </w:r>
-      <w:r>
-        <w:rPr>
-          <w:lang w:val="en-GB"/>
-        </w:rPr>
-        <w:t>…</w:t>
-      </w:r>
-      <w:r>
-        <w:rPr>
-          <w:lang w:val="en-GB"/>
-        </w:rPr>
-        <w:t>confirms hypothesis</w:t>
+        <w:t>Red line: upward slope…confirms hypothesis</w:t>
       </w:r>
     </w:p>
     <w:p>
@@ -4798,19 +4780,7 @@
         <w:rPr>
           <w:lang w:val="en-GB"/>
         </w:rPr>
-        <w:t>Cluster at low values</w:t>
-      </w:r>
-      <w:r>
-        <w:rPr>
-          <w:lang w:val="en-GB"/>
-        </w:rPr>
-        <w:t>…m</w:t>
-      </w:r>
-      <w:r>
-        <w:rPr>
-          <w:lang w:val="en-GB"/>
-        </w:rPr>
-        <w:t>any countries struggled to scale vaccination campaigns</w:t>
+        <w:t>Cluster at low values…many countries struggled to scale vaccination campaigns</w:t>
       </w:r>
     </w:p>
     <w:p>
@@ -4959,25 +4929,7 @@
         <w:rPr>
           <w:lang w:val="en-GB"/>
         </w:rPr>
-        <w:t xml:space="preserve">countries -&gt; </w:t>
-      </w:r>
-      <w:r>
-        <w:rPr>
-          <w:lang w:val="en-GB"/>
-        </w:rPr>
-        <w:t>smoother distribution</w:t>
-      </w:r>
-      <w:r>
-        <w:rPr>
-          <w:lang w:val="en-GB"/>
-        </w:rPr>
-        <w:t xml:space="preserve">, </w:t>
-      </w:r>
-      <w:r>
-        <w:rPr>
-          <w:lang w:val="en-GB"/>
-        </w:rPr>
-        <w:t>fewer extreme values</w:t>
+        <w:t>countries -&gt; smoother distribution, fewer extreme values</w:t>
       </w:r>
     </w:p>
     <w:p>
@@ -4995,6 +4947,9 @@
         <w:tabs>
           <w:tab w:val="left" w:pos="1267"/>
         </w:tabs>
+        <w:rPr>
+          <w:lang w:val="en-GB"/>
+        </w:rPr>
       </w:pPr>
       <w:r>
         <w:rPr>
@@ -5098,6 +5053,604 @@
           <w:lang w:val="en-GB"/>
         </w:rPr>
       </w:pPr>
+    </w:p>
+    <w:p>
+      <w:pPr>
+        <w:tabs>
+          <w:tab w:val="left" w:pos="1267"/>
+        </w:tabs>
+        <w:rPr>
+          <w:b/>
+          <w:bCs/>
+          <w:lang w:val="en-GB"/>
+        </w:rPr>
+      </w:pPr>
+      <w:r>
+        <w:rPr>
+          <w:lang w:val="en-GB"/>
+        </w:rPr>
+        <w:br w:type="column"/>
+      </w:r>
+      <w:r>
+        <w:rPr>
+          <w:b/>
+          <w:bCs/>
+          <w:lang w:val="en-GB"/>
+        </w:rPr>
+        <w:lastRenderedPageBreak/>
+        <w:t>Dataset</w:t>
+      </w:r>
+      <w:r>
+        <w:rPr>
+          <w:lang w:val="en-GB"/>
+        </w:rPr>
+        <w:t xml:space="preserve"> </w:t>
+      </w:r>
+      <w:r>
+        <w:rPr>
+          <w:b/>
+          <w:bCs/>
+          <w:lang w:val="en-GB"/>
+        </w:rPr>
+        <w:t>Description</w:t>
+      </w:r>
+    </w:p>
+    <w:p>
+      <w:pPr>
+        <w:tabs>
+          <w:tab w:val="left" w:pos="1267"/>
+        </w:tabs>
+        <w:rPr>
+          <w:lang w:val="en-GB"/>
+        </w:rPr>
+      </w:pPr>
+      <w:r>
+        <w:rPr>
+          <w:lang w:val="en-GB"/>
+        </w:rPr>
+        <w:t>The dataset contains daily COVID-19 vaccination records for individual countries. Each row represents one country on a specific date.</w:t>
+      </w:r>
+    </w:p>
+    <w:p>
+      <w:pPr>
+        <w:tabs>
+          <w:tab w:val="left" w:pos="1267"/>
+        </w:tabs>
+        <w:rPr>
+          <w:lang w:val="en-GB"/>
+        </w:rPr>
+      </w:pPr>
+      <w:r>
+        <w:rPr>
+          <w:lang w:val="en-GB"/>
+        </w:rPr>
+        <w:t>The data includes variables related to vaccination progress, such as:</w:t>
+      </w:r>
+    </w:p>
+    <w:p>
+      <w:pPr>
+        <w:numPr>
+          <w:ilvl w:val="0"/>
+          <w:numId w:val="16"/>
+        </w:numPr>
+        <w:tabs>
+          <w:tab w:val="left" w:pos="1267"/>
+        </w:tabs>
+        <w:rPr>
+          <w:lang w:val="en-GB"/>
+        </w:rPr>
+      </w:pPr>
+      <w:r>
+        <w:rPr>
+          <w:lang w:val="en-GB"/>
+        </w:rPr>
+        <w:t xml:space="preserve">total vaccinations, </w:t>
+      </w:r>
+    </w:p>
+    <w:p>
+      <w:pPr>
+        <w:numPr>
+          <w:ilvl w:val="0"/>
+          <w:numId w:val="16"/>
+        </w:numPr>
+        <w:tabs>
+          <w:tab w:val="left" w:pos="1267"/>
+        </w:tabs>
+        <w:rPr>
+          <w:lang w:val="en-GB"/>
+        </w:rPr>
+      </w:pPr>
+      <w:r>
+        <w:rPr>
+          <w:lang w:val="en-GB"/>
+        </w:rPr>
+        <w:t xml:space="preserve">fully vaccinated individuals, </w:t>
+      </w:r>
+    </w:p>
+    <w:p>
+      <w:pPr>
+        <w:numPr>
+          <w:ilvl w:val="0"/>
+          <w:numId w:val="16"/>
+        </w:numPr>
+        <w:tabs>
+          <w:tab w:val="left" w:pos="1267"/>
+        </w:tabs>
+        <w:rPr>
+          <w:lang w:val="en-GB"/>
+        </w:rPr>
+      </w:pPr>
+      <w:r>
+        <w:rPr>
+          <w:lang w:val="en-GB"/>
+        </w:rPr>
+        <w:t xml:space="preserve">booster doses, </w:t>
+      </w:r>
+    </w:p>
+    <w:p>
+      <w:pPr>
+        <w:numPr>
+          <w:ilvl w:val="0"/>
+          <w:numId w:val="16"/>
+        </w:numPr>
+        <w:tabs>
+          <w:tab w:val="left" w:pos="1267"/>
+        </w:tabs>
+        <w:rPr>
+          <w:lang w:val="en-GB"/>
+        </w:rPr>
+      </w:pPr>
+      <w:r>
+        <w:rPr>
+          <w:lang w:val="en-GB"/>
+        </w:rPr>
+        <w:t xml:space="preserve">vaccinations per hundred people, </w:t>
+      </w:r>
+    </w:p>
+    <w:p>
+      <w:pPr>
+        <w:numPr>
+          <w:ilvl w:val="0"/>
+          <w:numId w:val="16"/>
+        </w:numPr>
+        <w:tabs>
+          <w:tab w:val="left" w:pos="1267"/>
+        </w:tabs>
+        <w:rPr>
+          <w:lang w:val="en-GB"/>
+        </w:rPr>
+      </w:pPr>
+      <w:r>
+        <w:rPr>
+          <w:lang w:val="en-GB"/>
+        </w:rPr>
+        <w:t xml:space="preserve">and daily vaccinations per million inhabitants. </w:t>
+      </w:r>
+    </w:p>
+    <w:p>
+      <w:pPr>
+        <w:tabs>
+          <w:tab w:val="left" w:pos="1267"/>
+        </w:tabs>
+        <w:rPr>
+          <w:lang w:val="en-GB"/>
+        </w:rPr>
+      </w:pPr>
+      <w:r>
+        <w:rPr>
+          <w:lang w:val="en-GB"/>
+        </w:rPr>
+        <w:t xml:space="preserve">The dataset contains more than 41,000 observations and 14 variables. Aggregated regions such as </w:t>
+      </w:r>
+      <w:r>
+        <w:rPr>
+          <w:i/>
+          <w:iCs/>
+          <w:lang w:val="en-GB"/>
+        </w:rPr>
+        <w:t>World</w:t>
+      </w:r>
+      <w:r>
+        <w:rPr>
+          <w:lang w:val="en-GB"/>
+        </w:rPr>
+        <w:t xml:space="preserve">, </w:t>
+      </w:r>
+      <w:r>
+        <w:rPr>
+          <w:i/>
+          <w:iCs/>
+          <w:lang w:val="en-GB"/>
+        </w:rPr>
+        <w:t>Europe</w:t>
+      </w:r>
+      <w:r>
+        <w:rPr>
+          <w:lang w:val="en-GB"/>
+        </w:rPr>
+        <w:t>, and income groups were removed to focus only on country-level analysis.</w:t>
+      </w:r>
+    </w:p>
+    <w:p>
+      <w:pPr>
+        <w:tabs>
+          <w:tab w:val="left" w:pos="1267"/>
+        </w:tabs>
+        <w:rPr>
+          <w:lang w:val="en-GB"/>
+        </w:rPr>
+      </w:pPr>
+    </w:p>
+    <w:p>
+      <w:pPr>
+        <w:tabs>
+          <w:tab w:val="left" w:pos="1267"/>
+        </w:tabs>
+        <w:rPr>
+          <w:b/>
+          <w:bCs/>
+          <w:lang w:val="en-GB"/>
+        </w:rPr>
+      </w:pPr>
+      <w:r>
+        <w:rPr>
+          <w:b/>
+          <w:bCs/>
+          <w:lang w:val="en-GB"/>
+        </w:rPr>
+        <w:t>Data Inspection and Cleaning</w:t>
+      </w:r>
+    </w:p>
+    <w:p>
+      <w:pPr>
+        <w:tabs>
+          <w:tab w:val="left" w:pos="1267"/>
+        </w:tabs>
+        <w:rPr>
+          <w:lang w:val="en-GB"/>
+        </w:rPr>
+      </w:pPr>
+      <w:r>
+        <w:rPr>
+          <w:lang w:val="en-GB"/>
+        </w:rPr>
+        <w:t>The dataset was inspected using functions such as summary(), str(), head(), and random sampling.</w:t>
+      </w:r>
+    </w:p>
+    <w:p>
+      <w:pPr>
+        <w:tabs>
+          <w:tab w:val="left" w:pos="1267"/>
+        </w:tabs>
+        <w:rPr>
+          <w:lang w:val="en-GB"/>
+        </w:rPr>
+      </w:pPr>
+      <w:r>
+        <w:rPr>
+          <w:lang w:val="en-GB"/>
+        </w:rPr>
+        <w:t>Several formatting inconsistencies were identified in variables expected to contain numeric values, including values such as:</w:t>
+      </w:r>
+    </w:p>
+    <w:p>
+      <w:pPr>
+        <w:numPr>
+          <w:ilvl w:val="0"/>
+          <w:numId w:val="17"/>
+        </w:numPr>
+        <w:tabs>
+          <w:tab w:val="left" w:pos="1267"/>
+        </w:tabs>
+        <w:rPr>
+          <w:lang w:val="en-GB"/>
+        </w:rPr>
+      </w:pPr>
+      <w:r>
+        <w:rPr>
+          <w:lang w:val="en-GB"/>
+        </w:rPr>
+        <w:t xml:space="preserve">I.32 </w:t>
+      </w:r>
+    </w:p>
+    <w:p>
+      <w:pPr>
+        <w:numPr>
+          <w:ilvl w:val="0"/>
+          <w:numId w:val="17"/>
+        </w:numPr>
+        <w:tabs>
+          <w:tab w:val="left" w:pos="1267"/>
+        </w:tabs>
+        <w:rPr>
+          <w:lang w:val="en-GB"/>
+        </w:rPr>
+      </w:pPr>
+      <w:r>
+        <w:rPr>
+          <w:lang w:val="en-GB"/>
+        </w:rPr>
+        <w:t xml:space="preserve">II.55 </w:t>
+      </w:r>
+    </w:p>
+    <w:p>
+      <w:pPr>
+        <w:numPr>
+          <w:ilvl w:val="0"/>
+          <w:numId w:val="17"/>
+        </w:numPr>
+        <w:tabs>
+          <w:tab w:val="left" w:pos="1267"/>
+        </w:tabs>
+        <w:rPr>
+          <w:lang w:val="en-GB"/>
+        </w:rPr>
+      </w:pPr>
+      <w:r>
+        <w:rPr>
+          <w:lang w:val="en-GB"/>
+        </w:rPr>
+        <w:t xml:space="preserve">01.XII </w:t>
+      </w:r>
+    </w:p>
+    <w:p>
+      <w:pPr>
+        <w:tabs>
+          <w:tab w:val="left" w:pos="1267"/>
+        </w:tabs>
+        <w:rPr>
+          <w:lang w:val="en-GB"/>
+        </w:rPr>
+      </w:pPr>
+      <w:r>
+        <w:rPr>
+          <w:lang w:val="en-GB"/>
+        </w:rPr>
+        <w:t>Vaccination-related variables were converted to numeric format where possible, and dates were transformed into proper date format for time-series analysis.</w:t>
+      </w:r>
+    </w:p>
+    <w:p>
+      <w:pPr>
+        <w:tabs>
+          <w:tab w:val="left" w:pos="1267"/>
+        </w:tabs>
+        <w:rPr>
+          <w:lang w:val="en-GB"/>
+        </w:rPr>
+      </w:pPr>
+      <w:r>
+        <w:rPr>
+          <w:lang w:val="en-GB"/>
+        </w:rPr>
+        <w:t>Missing values were common, especially in booster-related variables. These missing values mainly reflected delayed vaccination rollout or irregular reporting across countries rather than dataset errors.</w:t>
+      </w:r>
+    </w:p>
+    <w:p>
+      <w:pPr>
+        <w:tabs>
+          <w:tab w:val="left" w:pos="1267"/>
+        </w:tabs>
+        <w:rPr>
+          <w:lang w:val="en-GB"/>
+        </w:rPr>
+      </w:pPr>
+    </w:p>
+    <w:p>
+      <w:pPr>
+        <w:tabs>
+          <w:tab w:val="left" w:pos="1267"/>
+        </w:tabs>
+        <w:rPr>
+          <w:b/>
+          <w:bCs/>
+          <w:lang w:val="en-GB"/>
+        </w:rPr>
+      </w:pPr>
+      <w:r>
+        <w:rPr>
+          <w:b/>
+          <w:bCs/>
+          <w:lang w:val="en-GB"/>
+        </w:rPr>
+        <w:t>Exploratory and Comparative Analysis</w:t>
+      </w:r>
+    </w:p>
+    <w:p>
+      <w:pPr>
+        <w:tabs>
+          <w:tab w:val="left" w:pos="1267"/>
+        </w:tabs>
+        <w:rPr>
+          <w:lang w:val="en-GB"/>
+        </w:rPr>
+      </w:pPr>
+      <w:r>
+        <w:rPr>
+          <w:lang w:val="en-GB"/>
+        </w:rPr>
+        <w:t>Time-series visualizations were used to compare vaccination progress between selected countries, including Germany, India, Israel, and the United States.</w:t>
+      </w:r>
+    </w:p>
+    <w:p>
+      <w:pPr>
+        <w:tabs>
+          <w:tab w:val="left" w:pos="1267"/>
+        </w:tabs>
+        <w:rPr>
+          <w:lang w:val="en-GB"/>
+        </w:rPr>
+      </w:pPr>
+      <w:r>
+        <w:rPr>
+          <w:lang w:val="en-GB"/>
+        </w:rPr>
+        <w:t>Normalized indicators such as:</w:t>
+      </w:r>
+    </w:p>
+    <w:p>
+      <w:pPr>
+        <w:numPr>
+          <w:ilvl w:val="0"/>
+          <w:numId w:val="18"/>
+        </w:numPr>
+        <w:tabs>
+          <w:tab w:val="left" w:pos="1267"/>
+        </w:tabs>
+        <w:rPr>
+          <w:lang w:val="en-GB"/>
+        </w:rPr>
+      </w:pPr>
+      <w:r>
+        <w:rPr>
+          <w:lang w:val="en-GB"/>
+        </w:rPr>
+        <w:t xml:space="preserve">fully vaccinated individuals per 100 people, </w:t>
+      </w:r>
+    </w:p>
+    <w:p>
+      <w:pPr>
+        <w:numPr>
+          <w:ilvl w:val="0"/>
+          <w:numId w:val="18"/>
+        </w:numPr>
+        <w:tabs>
+          <w:tab w:val="left" w:pos="1267"/>
+        </w:tabs>
+        <w:rPr>
+          <w:lang w:val="en-GB"/>
+        </w:rPr>
+      </w:pPr>
+      <w:r>
+        <w:rPr>
+          <w:lang w:val="en-GB"/>
+        </w:rPr>
+        <w:t xml:space="preserve">and daily vaccinations per million inhabitants </w:t>
+      </w:r>
+    </w:p>
+    <w:p>
+      <w:pPr>
+        <w:tabs>
+          <w:tab w:val="left" w:pos="1267"/>
+        </w:tabs>
+        <w:rPr>
+          <w:lang w:val="en-GB"/>
+        </w:rPr>
+      </w:pPr>
+      <w:r>
+        <w:rPr>
+          <w:lang w:val="en-GB"/>
+        </w:rPr>
+        <w:t>were used to support fair country comparison.</w:t>
+      </w:r>
+    </w:p>
+    <w:p>
+      <w:pPr>
+        <w:tabs>
+          <w:tab w:val="left" w:pos="1267"/>
+        </w:tabs>
+        <w:rPr>
+          <w:lang w:val="en-GB"/>
+        </w:rPr>
+      </w:pPr>
+      <w:r>
+        <w:rPr>
+          <w:lang w:val="en-GB"/>
+        </w:rPr>
+        <w:t>Country-level summary statistics were calculated using:</w:t>
+      </w:r>
+    </w:p>
+    <w:p>
+      <w:pPr>
+        <w:numPr>
+          <w:ilvl w:val="0"/>
+          <w:numId w:val="19"/>
+        </w:numPr>
+        <w:tabs>
+          <w:tab w:val="left" w:pos="1267"/>
+        </w:tabs>
+        <w:rPr>
+          <w:lang w:val="en-GB"/>
+        </w:rPr>
+      </w:pPr>
+      <w:r>
+        <w:rPr>
+          <w:lang w:val="en-GB"/>
+        </w:rPr>
+        <w:lastRenderedPageBreak/>
+        <w:t xml:space="preserve">maximum vaccination coverage, </w:t>
+      </w:r>
+    </w:p>
+    <w:p>
+      <w:pPr>
+        <w:numPr>
+          <w:ilvl w:val="0"/>
+          <w:numId w:val="19"/>
+        </w:numPr>
+        <w:tabs>
+          <w:tab w:val="left" w:pos="1267"/>
+        </w:tabs>
+        <w:rPr>
+          <w:lang w:val="en-GB"/>
+        </w:rPr>
+      </w:pPr>
+      <w:r>
+        <w:rPr>
+          <w:lang w:val="en-GB"/>
+        </w:rPr>
+        <w:t xml:space="preserve">peak vaccination speed, </w:t>
+      </w:r>
+    </w:p>
+    <w:p>
+      <w:pPr>
+        <w:numPr>
+          <w:ilvl w:val="0"/>
+          <w:numId w:val="19"/>
+        </w:numPr>
+        <w:tabs>
+          <w:tab w:val="left" w:pos="1267"/>
+        </w:tabs>
+        <w:rPr>
+          <w:lang w:val="en-GB"/>
+        </w:rPr>
+      </w:pPr>
+      <w:r>
+        <w:rPr>
+          <w:lang w:val="en-GB"/>
+        </w:rPr>
+        <w:t xml:space="preserve">and total vaccination counts. </w:t>
+      </w:r>
+    </w:p>
+    <w:p>
+      <w:pPr>
+        <w:tabs>
+          <w:tab w:val="left" w:pos="1267"/>
+        </w:tabs>
+        <w:rPr>
+          <w:lang w:val="en-GB"/>
+        </w:rPr>
+      </w:pPr>
+      <w:r>
+        <w:rPr>
+          <w:lang w:val="en-GB"/>
+        </w:rPr>
+        <w:t>Scatter plots, ranking visualizations, and a linear regression model were used to examine the relationship between vaccination speed and vaccination coverage across countries.</w:t>
+      </w:r>
+    </w:p>
+    <w:p>
+      <w:pPr>
+        <w:tabs>
+          <w:tab w:val="left" w:pos="1267"/>
+        </w:tabs>
+        <w:rPr>
+          <w:lang w:val="en-GB"/>
+        </w:rPr>
+      </w:pPr>
+      <w:r>
+        <w:rPr>
+          <w:lang w:val="en-GB"/>
+        </w:rPr>
+        <w:t>The regression analysis showed a statistically significant positive relationship between vaccination speed and final vaccination coverage, although additional country-specific factors likely also influenced vaccination outcomes.</w:t>
+      </w:r>
     </w:p>
     <w:p>
       <w:pPr>
@@ -5172,6 +5725,304 @@
 <file path=word/numbering.xml><?xml version="1.0" encoding="utf-8"?>
 <w:numbering xmlns:wpc="http://schemas.microsoft.com/office/word/2010/wordprocessingCanvas" xmlns:cx="http://schemas.microsoft.com/office/drawing/2014/chartex" xmlns:cx1="http://schemas.microsoft.com/office/drawing/2015/9/8/chartex" xmlns:cx2="http://schemas.microsoft.com/office/drawing/2015/10/21/chartex" xmlns:cx3="http://schemas.microsoft.com/office/drawing/2016/5/9/chartex" xmlns:cx4="http://schemas.microsoft.com/office/drawing/2016/5/10/chartex" xmlns:cx5="http://schemas.microsoft.com/office/drawing/2016/5/11/chartex" xmlns:cx6="http://schemas.microsoft.com/office/drawing/2016/5/12/chartex" xmlns:cx7="http://schemas.microsoft.com/office/drawing/2016/5/13/chartex" xmlns:cx8="http://schemas.microsoft.com/office/drawing/2016/5/14/chartex" xmlns:mc="http://schemas.openxmlformats.org/markup-compatibility/2006" xmlns:aink="http://schemas.microsoft.com/office/drawing/2016/ink" xmlns:am3d="http://schemas.microsoft.com/office/drawing/2017/model3d" xmlns:o="urn:schemas-microsoft-com:office:office" xmlns:oel="http://schemas.microsoft.com/office/2019/extlst" xmlns:r="http://schemas.openxmlformats.org/officeDocument/2006/relationships" xmlns:m="http://schemas.openxmlformats.org/officeDocument/2006/math" xmlns:v="urn:schemas-microsoft-com:vml" xmlns:wp14="http://schemas.microsoft.com/office/word/2010/wordprocessingDrawing" xmlns:wp="http://schemas.openxmlformats.org/drawingml/2006/wordprocessingDrawing" xmlns:w10="urn:schemas-microsoft-com:office:word" xmlns:w="http://schemas.openxmlformats.org/wordprocessingml/2006/main" xmlns:w14="http://schemas.microsoft.com/office/word/2010/wordml" xmlns:w15="http://schemas.microsoft.com/office/word/2012/wordml" xmlns:w16cex="http://schemas.microsoft.com/office/word/2018/wordml/cex" xmlns:w16cid="http://schemas.microsoft.com/office/word/2016/wordml/cid" xmlns:w16="http://schemas.microsoft.com/office/word/2018/wordml" xmlns:w16du="http://schemas.microsoft.com/office/word/2023/wordml/word16du" xmlns:w16sdtdh="http://schemas.microsoft.com/office/word/2020/wordml/sdtdatahash" xmlns:w16sdtfl="http://schemas.microsoft.com/office/word/2024/wordml/sdtformatlock" xmlns:w16se="http://schemas.microsoft.com/office/word/2015/wordml/symex" xmlns:wpg="http://schemas.microsoft.com/office/word/2010/wordprocessingGroup" xmlns:wpi="http://schemas.microsoft.com/office/word/2010/wordprocessingInk" xmlns:wne="http://schemas.microsoft.com/office/word/2006/wordml" xmlns:wps="http://schemas.microsoft.com/office/word/2010/wordprocessingShape" mc:Ignorable="w14 w15 w16se w16cid w16 w16cex w16sdtdh w16sdtfl w16du wp14">
   <w:abstractNum w:abstractNumId="0" w15:restartNumberingAfterBreak="0">
+    <w:nsid w:val="03E50B6E"/>
+    <w:multiLevelType w:val="multilevel"/>
+    <w:tmpl w:val="341C8568"/>
+    <w:lvl w:ilvl="0">
+      <w:start w:val="1"/>
+      <w:numFmt w:val="bullet"/>
+      <w:lvlText w:val=""/>
+      <w:lvlJc w:val="left"/>
+      <w:pPr>
+        <w:tabs>
+          <w:tab w:val="num" w:pos="720"/>
+        </w:tabs>
+        <w:ind w:left="720" w:hanging="360"/>
+      </w:pPr>
+      <w:rPr>
+        <w:rFonts w:ascii="Symbol" w:hAnsi="Symbol" w:hint="default"/>
+        <w:sz w:val="20"/>
+      </w:rPr>
+    </w:lvl>
+    <w:lvl w:ilvl="1" w:tentative="1">
+      <w:start w:val="1"/>
+      <w:numFmt w:val="bullet"/>
+      <w:lvlText w:val="o"/>
+      <w:lvlJc w:val="left"/>
+      <w:pPr>
+        <w:tabs>
+          <w:tab w:val="num" w:pos="1440"/>
+        </w:tabs>
+        <w:ind w:left="1440" w:hanging="360"/>
+      </w:pPr>
+      <w:rPr>
+        <w:rFonts w:ascii="Courier New" w:hAnsi="Courier New" w:hint="default"/>
+        <w:sz w:val="20"/>
+      </w:rPr>
+    </w:lvl>
+    <w:lvl w:ilvl="2" w:tentative="1">
+      <w:start w:val="1"/>
+      <w:numFmt w:val="bullet"/>
+      <w:lvlText w:val=""/>
+      <w:lvlJc w:val="left"/>
+      <w:pPr>
+        <w:tabs>
+          <w:tab w:val="num" w:pos="2160"/>
+        </w:tabs>
+        <w:ind w:left="2160" w:hanging="360"/>
+      </w:pPr>
+      <w:rPr>
+        <w:rFonts w:ascii="Wingdings" w:hAnsi="Wingdings" w:hint="default"/>
+        <w:sz w:val="20"/>
+      </w:rPr>
+    </w:lvl>
+    <w:lvl w:ilvl="3" w:tentative="1">
+      <w:start w:val="1"/>
+      <w:numFmt w:val="bullet"/>
+      <w:lvlText w:val=""/>
+      <w:lvlJc w:val="left"/>
+      <w:pPr>
+        <w:tabs>
+          <w:tab w:val="num" w:pos="2880"/>
+        </w:tabs>
+        <w:ind w:left="2880" w:hanging="360"/>
+      </w:pPr>
+      <w:rPr>
+        <w:rFonts w:ascii="Wingdings" w:hAnsi="Wingdings" w:hint="default"/>
+        <w:sz w:val="20"/>
+      </w:rPr>
+    </w:lvl>
+    <w:lvl w:ilvl="4" w:tentative="1">
+      <w:start w:val="1"/>
+      <w:numFmt w:val="bullet"/>
+      <w:lvlText w:val=""/>
+      <w:lvlJc w:val="left"/>
+      <w:pPr>
+        <w:tabs>
+          <w:tab w:val="num" w:pos="3600"/>
+        </w:tabs>
+        <w:ind w:left="3600" w:hanging="360"/>
+      </w:pPr>
+      <w:rPr>
+        <w:rFonts w:ascii="Wingdings" w:hAnsi="Wingdings" w:hint="default"/>
+        <w:sz w:val="20"/>
+      </w:rPr>
+    </w:lvl>
+    <w:lvl w:ilvl="5" w:tentative="1">
+      <w:start w:val="1"/>
+      <w:numFmt w:val="bullet"/>
+      <w:lvlText w:val=""/>
+      <w:lvlJc w:val="left"/>
+      <w:pPr>
+        <w:tabs>
+          <w:tab w:val="num" w:pos="4320"/>
+        </w:tabs>
+        <w:ind w:left="4320" w:hanging="360"/>
+      </w:pPr>
+      <w:rPr>
+        <w:rFonts w:ascii="Wingdings" w:hAnsi="Wingdings" w:hint="default"/>
+        <w:sz w:val="20"/>
+      </w:rPr>
+    </w:lvl>
+    <w:lvl w:ilvl="6" w:tentative="1">
+      <w:start w:val="1"/>
+      <w:numFmt w:val="bullet"/>
+      <w:lvlText w:val=""/>
+      <w:lvlJc w:val="left"/>
+      <w:pPr>
+        <w:tabs>
+          <w:tab w:val="num" w:pos="5040"/>
+        </w:tabs>
+        <w:ind w:left="5040" w:hanging="360"/>
+      </w:pPr>
+      <w:rPr>
+        <w:rFonts w:ascii="Wingdings" w:hAnsi="Wingdings" w:hint="default"/>
+        <w:sz w:val="20"/>
+      </w:rPr>
+    </w:lvl>
+    <w:lvl w:ilvl="7" w:tentative="1">
+      <w:start w:val="1"/>
+      <w:numFmt w:val="bullet"/>
+      <w:lvlText w:val=""/>
+      <w:lvlJc w:val="left"/>
+      <w:pPr>
+        <w:tabs>
+          <w:tab w:val="num" w:pos="5760"/>
+        </w:tabs>
+        <w:ind w:left="5760" w:hanging="360"/>
+      </w:pPr>
+      <w:rPr>
+        <w:rFonts w:ascii="Wingdings" w:hAnsi="Wingdings" w:hint="default"/>
+        <w:sz w:val="20"/>
+      </w:rPr>
+    </w:lvl>
+    <w:lvl w:ilvl="8" w:tentative="1">
+      <w:start w:val="1"/>
+      <w:numFmt w:val="bullet"/>
+      <w:lvlText w:val=""/>
+      <w:lvlJc w:val="left"/>
+      <w:pPr>
+        <w:tabs>
+          <w:tab w:val="num" w:pos="6480"/>
+        </w:tabs>
+        <w:ind w:left="6480" w:hanging="360"/>
+      </w:pPr>
+      <w:rPr>
+        <w:rFonts w:ascii="Wingdings" w:hAnsi="Wingdings" w:hint="default"/>
+        <w:sz w:val="20"/>
+      </w:rPr>
+    </w:lvl>
+  </w:abstractNum>
+  <w:abstractNum w:abstractNumId="1" w15:restartNumberingAfterBreak="0">
+    <w:nsid w:val="13F00DEE"/>
+    <w:multiLevelType w:val="multilevel"/>
+    <w:tmpl w:val="4F62C1F6"/>
+    <w:lvl w:ilvl="0">
+      <w:start w:val="1"/>
+      <w:numFmt w:val="bullet"/>
+      <w:lvlText w:val=""/>
+      <w:lvlJc w:val="left"/>
+      <w:pPr>
+        <w:tabs>
+          <w:tab w:val="num" w:pos="720"/>
+        </w:tabs>
+        <w:ind w:left="720" w:hanging="360"/>
+      </w:pPr>
+      <w:rPr>
+        <w:rFonts w:ascii="Symbol" w:hAnsi="Symbol" w:hint="default"/>
+        <w:sz w:val="20"/>
+      </w:rPr>
+    </w:lvl>
+    <w:lvl w:ilvl="1" w:tentative="1">
+      <w:start w:val="1"/>
+      <w:numFmt w:val="bullet"/>
+      <w:lvlText w:val="o"/>
+      <w:lvlJc w:val="left"/>
+      <w:pPr>
+        <w:tabs>
+          <w:tab w:val="num" w:pos="1440"/>
+        </w:tabs>
+        <w:ind w:left="1440" w:hanging="360"/>
+      </w:pPr>
+      <w:rPr>
+        <w:rFonts w:ascii="Courier New" w:hAnsi="Courier New" w:hint="default"/>
+        <w:sz w:val="20"/>
+      </w:rPr>
+    </w:lvl>
+    <w:lvl w:ilvl="2" w:tentative="1">
+      <w:start w:val="1"/>
+      <w:numFmt w:val="bullet"/>
+      <w:lvlText w:val=""/>
+      <w:lvlJc w:val="left"/>
+      <w:pPr>
+        <w:tabs>
+          <w:tab w:val="num" w:pos="2160"/>
+        </w:tabs>
+        <w:ind w:left="2160" w:hanging="360"/>
+      </w:pPr>
+      <w:rPr>
+        <w:rFonts w:ascii="Wingdings" w:hAnsi="Wingdings" w:hint="default"/>
+        <w:sz w:val="20"/>
+      </w:rPr>
+    </w:lvl>
+    <w:lvl w:ilvl="3" w:tentative="1">
+      <w:start w:val="1"/>
+      <w:numFmt w:val="bullet"/>
+      <w:lvlText w:val=""/>
+      <w:lvlJc w:val="left"/>
+      <w:pPr>
+        <w:tabs>
+          <w:tab w:val="num" w:pos="2880"/>
+        </w:tabs>
+        <w:ind w:left="2880" w:hanging="360"/>
+      </w:pPr>
+      <w:rPr>
+        <w:rFonts w:ascii="Wingdings" w:hAnsi="Wingdings" w:hint="default"/>
+        <w:sz w:val="20"/>
+      </w:rPr>
+    </w:lvl>
+    <w:lvl w:ilvl="4" w:tentative="1">
+      <w:start w:val="1"/>
+      <w:numFmt w:val="bullet"/>
+      <w:lvlText w:val=""/>
+      <w:lvlJc w:val="left"/>
+      <w:pPr>
+        <w:tabs>
+          <w:tab w:val="num" w:pos="3600"/>
+        </w:tabs>
+        <w:ind w:left="3600" w:hanging="360"/>
+      </w:pPr>
+      <w:rPr>
+        <w:rFonts w:ascii="Wingdings" w:hAnsi="Wingdings" w:hint="default"/>
+        <w:sz w:val="20"/>
+      </w:rPr>
+    </w:lvl>
+    <w:lvl w:ilvl="5" w:tentative="1">
+      <w:start w:val="1"/>
+      <w:numFmt w:val="bullet"/>
+      <w:lvlText w:val=""/>
+      <w:lvlJc w:val="left"/>
+      <w:pPr>
+        <w:tabs>
+          <w:tab w:val="num" w:pos="4320"/>
+        </w:tabs>
+        <w:ind w:left="4320" w:hanging="360"/>
+      </w:pPr>
+      <w:rPr>
+        <w:rFonts w:ascii="Wingdings" w:hAnsi="Wingdings" w:hint="default"/>
+        <w:sz w:val="20"/>
+      </w:rPr>
+    </w:lvl>
+    <w:lvl w:ilvl="6" w:tentative="1">
+      <w:start w:val="1"/>
+      <w:numFmt w:val="bullet"/>
+      <w:lvlText w:val=""/>
+      <w:lvlJc w:val="left"/>
+      <w:pPr>
+        <w:tabs>
+          <w:tab w:val="num" w:pos="5040"/>
+        </w:tabs>
+        <w:ind w:left="5040" w:hanging="360"/>
+      </w:pPr>
+      <w:rPr>
+        <w:rFonts w:ascii="Wingdings" w:hAnsi="Wingdings" w:hint="default"/>
+        <w:sz w:val="20"/>
+      </w:rPr>
+    </w:lvl>
+    <w:lvl w:ilvl="7" w:tentative="1">
+      <w:start w:val="1"/>
+      <w:numFmt w:val="bullet"/>
+      <w:lvlText w:val=""/>
+      <w:lvlJc w:val="left"/>
+      <w:pPr>
+        <w:tabs>
+          <w:tab w:val="num" w:pos="5760"/>
+        </w:tabs>
+        <w:ind w:left="5760" w:hanging="360"/>
+      </w:pPr>
+      <w:rPr>
+        <w:rFonts w:ascii="Wingdings" w:hAnsi="Wingdings" w:hint="default"/>
+        <w:sz w:val="20"/>
+      </w:rPr>
+    </w:lvl>
+    <w:lvl w:ilvl="8" w:tentative="1">
+      <w:start w:val="1"/>
+      <w:numFmt w:val="bullet"/>
+      <w:lvlText w:val=""/>
+      <w:lvlJc w:val="left"/>
+      <w:pPr>
+        <w:tabs>
+          <w:tab w:val="num" w:pos="6480"/>
+        </w:tabs>
+        <w:ind w:left="6480" w:hanging="360"/>
+      </w:pPr>
+      <w:rPr>
+        <w:rFonts w:ascii="Wingdings" w:hAnsi="Wingdings" w:hint="default"/>
+        <w:sz w:val="20"/>
+      </w:rPr>
+    </w:lvl>
+  </w:abstractNum>
+  <w:abstractNum w:abstractNumId="2" w15:restartNumberingAfterBreak="0">
     <w:nsid w:val="1606081D"/>
     <w:multiLevelType w:val="hybridMultilevel"/>
     <w:tmpl w:val="36A0FBE8"/>
@@ -5283,7 +6134,1908 @@
       </w:rPr>
     </w:lvl>
   </w:abstractNum>
-  <w:abstractNum w:abstractNumId="1" w15:restartNumberingAfterBreak="0">
+  <w:abstractNum w:abstractNumId="3" w15:restartNumberingAfterBreak="0">
+    <w:nsid w:val="27DE394A"/>
+    <w:multiLevelType w:val="multilevel"/>
+    <w:tmpl w:val="2A58FB68"/>
+    <w:lvl w:ilvl="0">
+      <w:start w:val="1"/>
+      <w:numFmt w:val="bullet"/>
+      <w:lvlText w:val=""/>
+      <w:lvlJc w:val="left"/>
+      <w:pPr>
+        <w:tabs>
+          <w:tab w:val="num" w:pos="720"/>
+        </w:tabs>
+        <w:ind w:left="720" w:hanging="360"/>
+      </w:pPr>
+      <w:rPr>
+        <w:rFonts w:ascii="Symbol" w:hAnsi="Symbol" w:hint="default"/>
+        <w:sz w:val="20"/>
+      </w:rPr>
+    </w:lvl>
+    <w:lvl w:ilvl="1" w:tentative="1">
+      <w:start w:val="1"/>
+      <w:numFmt w:val="bullet"/>
+      <w:lvlText w:val="o"/>
+      <w:lvlJc w:val="left"/>
+      <w:pPr>
+        <w:tabs>
+          <w:tab w:val="num" w:pos="1440"/>
+        </w:tabs>
+        <w:ind w:left="1440" w:hanging="360"/>
+      </w:pPr>
+      <w:rPr>
+        <w:rFonts w:ascii="Courier New" w:hAnsi="Courier New" w:hint="default"/>
+        <w:sz w:val="20"/>
+      </w:rPr>
+    </w:lvl>
+    <w:lvl w:ilvl="2" w:tentative="1">
+      <w:start w:val="1"/>
+      <w:numFmt w:val="bullet"/>
+      <w:lvlText w:val=""/>
+      <w:lvlJc w:val="left"/>
+      <w:pPr>
+        <w:tabs>
+          <w:tab w:val="num" w:pos="2160"/>
+        </w:tabs>
+        <w:ind w:left="2160" w:hanging="360"/>
+      </w:pPr>
+      <w:rPr>
+        <w:rFonts w:ascii="Wingdings" w:hAnsi="Wingdings" w:hint="default"/>
+        <w:sz w:val="20"/>
+      </w:rPr>
+    </w:lvl>
+    <w:lvl w:ilvl="3" w:tentative="1">
+      <w:start w:val="1"/>
+      <w:numFmt w:val="bullet"/>
+      <w:lvlText w:val=""/>
+      <w:lvlJc w:val="left"/>
+      <w:pPr>
+        <w:tabs>
+          <w:tab w:val="num" w:pos="2880"/>
+        </w:tabs>
+        <w:ind w:left="2880" w:hanging="360"/>
+      </w:pPr>
+      <w:rPr>
+        <w:rFonts w:ascii="Wingdings" w:hAnsi="Wingdings" w:hint="default"/>
+        <w:sz w:val="20"/>
+      </w:rPr>
+    </w:lvl>
+    <w:lvl w:ilvl="4" w:tentative="1">
+      <w:start w:val="1"/>
+      <w:numFmt w:val="bullet"/>
+      <w:lvlText w:val=""/>
+      <w:lvlJc w:val="left"/>
+      <w:pPr>
+        <w:tabs>
+          <w:tab w:val="num" w:pos="3600"/>
+        </w:tabs>
+        <w:ind w:left="3600" w:hanging="360"/>
+      </w:pPr>
+      <w:rPr>
+        <w:rFonts w:ascii="Wingdings" w:hAnsi="Wingdings" w:hint="default"/>
+        <w:sz w:val="20"/>
+      </w:rPr>
+    </w:lvl>
+    <w:lvl w:ilvl="5" w:tentative="1">
+      <w:start w:val="1"/>
+      <w:numFmt w:val="bullet"/>
+      <w:lvlText w:val=""/>
+      <w:lvlJc w:val="left"/>
+      <w:pPr>
+        <w:tabs>
+          <w:tab w:val="num" w:pos="4320"/>
+        </w:tabs>
+        <w:ind w:left="4320" w:hanging="360"/>
+      </w:pPr>
+      <w:rPr>
+        <w:rFonts w:ascii="Wingdings" w:hAnsi="Wingdings" w:hint="default"/>
+        <w:sz w:val="20"/>
+      </w:rPr>
+    </w:lvl>
+    <w:lvl w:ilvl="6" w:tentative="1">
+      <w:start w:val="1"/>
+      <w:numFmt w:val="bullet"/>
+      <w:lvlText w:val=""/>
+      <w:lvlJc w:val="left"/>
+      <w:pPr>
+        <w:tabs>
+          <w:tab w:val="num" w:pos="5040"/>
+        </w:tabs>
+        <w:ind w:left="5040" w:hanging="360"/>
+      </w:pPr>
+      <w:rPr>
+        <w:rFonts w:ascii="Wingdings" w:hAnsi="Wingdings" w:hint="default"/>
+        <w:sz w:val="20"/>
+      </w:rPr>
+    </w:lvl>
+    <w:lvl w:ilvl="7" w:tentative="1">
+      <w:start w:val="1"/>
+      <w:numFmt w:val="bullet"/>
+      <w:lvlText w:val=""/>
+      <w:lvlJc w:val="left"/>
+      <w:pPr>
+        <w:tabs>
+          <w:tab w:val="num" w:pos="5760"/>
+        </w:tabs>
+        <w:ind w:left="5760" w:hanging="360"/>
+      </w:pPr>
+      <w:rPr>
+        <w:rFonts w:ascii="Wingdings" w:hAnsi="Wingdings" w:hint="default"/>
+        <w:sz w:val="20"/>
+      </w:rPr>
+    </w:lvl>
+    <w:lvl w:ilvl="8" w:tentative="1">
+      <w:start w:val="1"/>
+      <w:numFmt w:val="bullet"/>
+      <w:lvlText w:val=""/>
+      <w:lvlJc w:val="left"/>
+      <w:pPr>
+        <w:tabs>
+          <w:tab w:val="num" w:pos="6480"/>
+        </w:tabs>
+        <w:ind w:left="6480" w:hanging="360"/>
+      </w:pPr>
+      <w:rPr>
+        <w:rFonts w:ascii="Wingdings" w:hAnsi="Wingdings" w:hint="default"/>
+        <w:sz w:val="20"/>
+      </w:rPr>
+    </w:lvl>
+  </w:abstractNum>
+  <w:abstractNum w:abstractNumId="4" w15:restartNumberingAfterBreak="0">
+    <w:nsid w:val="29F96934"/>
+    <w:multiLevelType w:val="multilevel"/>
+    <w:tmpl w:val="5E6AA73A"/>
+    <w:lvl w:ilvl="0">
+      <w:start w:val="1"/>
+      <w:numFmt w:val="bullet"/>
+      <w:lvlText w:val=""/>
+      <w:lvlJc w:val="left"/>
+      <w:pPr>
+        <w:tabs>
+          <w:tab w:val="num" w:pos="720"/>
+        </w:tabs>
+        <w:ind w:left="720" w:hanging="360"/>
+      </w:pPr>
+      <w:rPr>
+        <w:rFonts w:ascii="Symbol" w:hAnsi="Symbol" w:hint="default"/>
+        <w:sz w:val="20"/>
+      </w:rPr>
+    </w:lvl>
+    <w:lvl w:ilvl="1" w:tentative="1">
+      <w:start w:val="1"/>
+      <w:numFmt w:val="bullet"/>
+      <w:lvlText w:val="o"/>
+      <w:lvlJc w:val="left"/>
+      <w:pPr>
+        <w:tabs>
+          <w:tab w:val="num" w:pos="1440"/>
+        </w:tabs>
+        <w:ind w:left="1440" w:hanging="360"/>
+      </w:pPr>
+      <w:rPr>
+        <w:rFonts w:ascii="Courier New" w:hAnsi="Courier New" w:hint="default"/>
+        <w:sz w:val="20"/>
+      </w:rPr>
+    </w:lvl>
+    <w:lvl w:ilvl="2" w:tentative="1">
+      <w:start w:val="1"/>
+      <w:numFmt w:val="bullet"/>
+      <w:lvlText w:val=""/>
+      <w:lvlJc w:val="left"/>
+      <w:pPr>
+        <w:tabs>
+          <w:tab w:val="num" w:pos="2160"/>
+        </w:tabs>
+        <w:ind w:left="2160" w:hanging="360"/>
+      </w:pPr>
+      <w:rPr>
+        <w:rFonts w:ascii="Wingdings" w:hAnsi="Wingdings" w:hint="default"/>
+        <w:sz w:val="20"/>
+      </w:rPr>
+    </w:lvl>
+    <w:lvl w:ilvl="3" w:tentative="1">
+      <w:start w:val="1"/>
+      <w:numFmt w:val="bullet"/>
+      <w:lvlText w:val=""/>
+      <w:lvlJc w:val="left"/>
+      <w:pPr>
+        <w:tabs>
+          <w:tab w:val="num" w:pos="2880"/>
+        </w:tabs>
+        <w:ind w:left="2880" w:hanging="360"/>
+      </w:pPr>
+      <w:rPr>
+        <w:rFonts w:ascii="Wingdings" w:hAnsi="Wingdings" w:hint="default"/>
+        <w:sz w:val="20"/>
+      </w:rPr>
+    </w:lvl>
+    <w:lvl w:ilvl="4" w:tentative="1">
+      <w:start w:val="1"/>
+      <w:numFmt w:val="bullet"/>
+      <w:lvlText w:val=""/>
+      <w:lvlJc w:val="left"/>
+      <w:pPr>
+        <w:tabs>
+          <w:tab w:val="num" w:pos="3600"/>
+        </w:tabs>
+        <w:ind w:left="3600" w:hanging="360"/>
+      </w:pPr>
+      <w:rPr>
+        <w:rFonts w:ascii="Wingdings" w:hAnsi="Wingdings" w:hint="default"/>
+        <w:sz w:val="20"/>
+      </w:rPr>
+    </w:lvl>
+    <w:lvl w:ilvl="5" w:tentative="1">
+      <w:start w:val="1"/>
+      <w:numFmt w:val="bullet"/>
+      <w:lvlText w:val=""/>
+      <w:lvlJc w:val="left"/>
+      <w:pPr>
+        <w:tabs>
+          <w:tab w:val="num" w:pos="4320"/>
+        </w:tabs>
+        <w:ind w:left="4320" w:hanging="360"/>
+      </w:pPr>
+      <w:rPr>
+        <w:rFonts w:ascii="Wingdings" w:hAnsi="Wingdings" w:hint="default"/>
+        <w:sz w:val="20"/>
+      </w:rPr>
+    </w:lvl>
+    <w:lvl w:ilvl="6" w:tentative="1">
+      <w:start w:val="1"/>
+      <w:numFmt w:val="bullet"/>
+      <w:lvlText w:val=""/>
+      <w:lvlJc w:val="left"/>
+      <w:pPr>
+        <w:tabs>
+          <w:tab w:val="num" w:pos="5040"/>
+        </w:tabs>
+        <w:ind w:left="5040" w:hanging="360"/>
+      </w:pPr>
+      <w:rPr>
+        <w:rFonts w:ascii="Wingdings" w:hAnsi="Wingdings" w:hint="default"/>
+        <w:sz w:val="20"/>
+      </w:rPr>
+    </w:lvl>
+    <w:lvl w:ilvl="7" w:tentative="1">
+      <w:start w:val="1"/>
+      <w:numFmt w:val="bullet"/>
+      <w:lvlText w:val=""/>
+      <w:lvlJc w:val="left"/>
+      <w:pPr>
+        <w:tabs>
+          <w:tab w:val="num" w:pos="5760"/>
+        </w:tabs>
+        <w:ind w:left="5760" w:hanging="360"/>
+      </w:pPr>
+      <w:rPr>
+        <w:rFonts w:ascii="Wingdings" w:hAnsi="Wingdings" w:hint="default"/>
+        <w:sz w:val="20"/>
+      </w:rPr>
+    </w:lvl>
+    <w:lvl w:ilvl="8" w:tentative="1">
+      <w:start w:val="1"/>
+      <w:numFmt w:val="bullet"/>
+      <w:lvlText w:val=""/>
+      <w:lvlJc w:val="left"/>
+      <w:pPr>
+        <w:tabs>
+          <w:tab w:val="num" w:pos="6480"/>
+        </w:tabs>
+        <w:ind w:left="6480" w:hanging="360"/>
+      </w:pPr>
+      <w:rPr>
+        <w:rFonts w:ascii="Wingdings" w:hAnsi="Wingdings" w:hint="default"/>
+        <w:sz w:val="20"/>
+      </w:rPr>
+    </w:lvl>
+  </w:abstractNum>
+  <w:abstractNum w:abstractNumId="5" w15:restartNumberingAfterBreak="0">
+    <w:nsid w:val="35374CDE"/>
+    <w:multiLevelType w:val="multilevel"/>
+    <w:tmpl w:val="36C81652"/>
+    <w:lvl w:ilvl="0">
+      <w:start w:val="1"/>
+      <w:numFmt w:val="bullet"/>
+      <w:lvlText w:val=""/>
+      <w:lvlJc w:val="left"/>
+      <w:pPr>
+        <w:tabs>
+          <w:tab w:val="num" w:pos="720"/>
+        </w:tabs>
+        <w:ind w:left="720" w:hanging="360"/>
+      </w:pPr>
+      <w:rPr>
+        <w:rFonts w:ascii="Symbol" w:hAnsi="Symbol" w:hint="default"/>
+        <w:sz w:val="20"/>
+      </w:rPr>
+    </w:lvl>
+    <w:lvl w:ilvl="1" w:tentative="1">
+      <w:start w:val="1"/>
+      <w:numFmt w:val="bullet"/>
+      <w:lvlText w:val="o"/>
+      <w:lvlJc w:val="left"/>
+      <w:pPr>
+        <w:tabs>
+          <w:tab w:val="num" w:pos="1440"/>
+        </w:tabs>
+        <w:ind w:left="1440" w:hanging="360"/>
+      </w:pPr>
+      <w:rPr>
+        <w:rFonts w:ascii="Courier New" w:hAnsi="Courier New" w:hint="default"/>
+        <w:sz w:val="20"/>
+      </w:rPr>
+    </w:lvl>
+    <w:lvl w:ilvl="2" w:tentative="1">
+      <w:start w:val="1"/>
+      <w:numFmt w:val="bullet"/>
+      <w:lvlText w:val=""/>
+      <w:lvlJc w:val="left"/>
+      <w:pPr>
+        <w:tabs>
+          <w:tab w:val="num" w:pos="2160"/>
+        </w:tabs>
+        <w:ind w:left="2160" w:hanging="360"/>
+      </w:pPr>
+      <w:rPr>
+        <w:rFonts w:ascii="Wingdings" w:hAnsi="Wingdings" w:hint="default"/>
+        <w:sz w:val="20"/>
+      </w:rPr>
+    </w:lvl>
+    <w:lvl w:ilvl="3" w:tentative="1">
+      <w:start w:val="1"/>
+      <w:numFmt w:val="bullet"/>
+      <w:lvlText w:val=""/>
+      <w:lvlJc w:val="left"/>
+      <w:pPr>
+        <w:tabs>
+          <w:tab w:val="num" w:pos="2880"/>
+        </w:tabs>
+        <w:ind w:left="2880" w:hanging="360"/>
+      </w:pPr>
+      <w:rPr>
+        <w:rFonts w:ascii="Wingdings" w:hAnsi="Wingdings" w:hint="default"/>
+        <w:sz w:val="20"/>
+      </w:rPr>
+    </w:lvl>
+    <w:lvl w:ilvl="4" w:tentative="1">
+      <w:start w:val="1"/>
+      <w:numFmt w:val="bullet"/>
+      <w:lvlText w:val=""/>
+      <w:lvlJc w:val="left"/>
+      <w:pPr>
+        <w:tabs>
+          <w:tab w:val="num" w:pos="3600"/>
+        </w:tabs>
+        <w:ind w:left="3600" w:hanging="360"/>
+      </w:pPr>
+      <w:rPr>
+        <w:rFonts w:ascii="Wingdings" w:hAnsi="Wingdings" w:hint="default"/>
+        <w:sz w:val="20"/>
+      </w:rPr>
+    </w:lvl>
+    <w:lvl w:ilvl="5" w:tentative="1">
+      <w:start w:val="1"/>
+      <w:numFmt w:val="bullet"/>
+      <w:lvlText w:val=""/>
+      <w:lvlJc w:val="left"/>
+      <w:pPr>
+        <w:tabs>
+          <w:tab w:val="num" w:pos="4320"/>
+        </w:tabs>
+        <w:ind w:left="4320" w:hanging="360"/>
+      </w:pPr>
+      <w:rPr>
+        <w:rFonts w:ascii="Wingdings" w:hAnsi="Wingdings" w:hint="default"/>
+        <w:sz w:val="20"/>
+      </w:rPr>
+    </w:lvl>
+    <w:lvl w:ilvl="6" w:tentative="1">
+      <w:start w:val="1"/>
+      <w:numFmt w:val="bullet"/>
+      <w:lvlText w:val=""/>
+      <w:lvlJc w:val="left"/>
+      <w:pPr>
+        <w:tabs>
+          <w:tab w:val="num" w:pos="5040"/>
+        </w:tabs>
+        <w:ind w:left="5040" w:hanging="360"/>
+      </w:pPr>
+      <w:rPr>
+        <w:rFonts w:ascii="Wingdings" w:hAnsi="Wingdings" w:hint="default"/>
+        <w:sz w:val="20"/>
+      </w:rPr>
+    </w:lvl>
+    <w:lvl w:ilvl="7" w:tentative="1">
+      <w:start w:val="1"/>
+      <w:numFmt w:val="bullet"/>
+      <w:lvlText w:val=""/>
+      <w:lvlJc w:val="left"/>
+      <w:pPr>
+        <w:tabs>
+          <w:tab w:val="num" w:pos="5760"/>
+        </w:tabs>
+        <w:ind w:left="5760" w:hanging="360"/>
+      </w:pPr>
+      <w:rPr>
+        <w:rFonts w:ascii="Wingdings" w:hAnsi="Wingdings" w:hint="default"/>
+        <w:sz w:val="20"/>
+      </w:rPr>
+    </w:lvl>
+    <w:lvl w:ilvl="8" w:tentative="1">
+      <w:start w:val="1"/>
+      <w:numFmt w:val="bullet"/>
+      <w:lvlText w:val=""/>
+      <w:lvlJc w:val="left"/>
+      <w:pPr>
+        <w:tabs>
+          <w:tab w:val="num" w:pos="6480"/>
+        </w:tabs>
+        <w:ind w:left="6480" w:hanging="360"/>
+      </w:pPr>
+      <w:rPr>
+        <w:rFonts w:ascii="Wingdings" w:hAnsi="Wingdings" w:hint="default"/>
+        <w:sz w:val="20"/>
+      </w:rPr>
+    </w:lvl>
+  </w:abstractNum>
+  <w:abstractNum w:abstractNumId="6" w15:restartNumberingAfterBreak="0">
+    <w:nsid w:val="368D6AAD"/>
+    <w:multiLevelType w:val="hybridMultilevel"/>
+    <w:tmpl w:val="6262D734"/>
+    <w:lvl w:ilvl="0" w:tplc="04050001">
+      <w:start w:val="1"/>
+      <w:numFmt w:val="bullet"/>
+      <w:lvlText w:val=""/>
+      <w:lvlJc w:val="left"/>
+      <w:pPr>
+        <w:ind w:left="720" w:hanging="360"/>
+      </w:pPr>
+      <w:rPr>
+        <w:rFonts w:ascii="Symbol" w:hAnsi="Symbol" w:hint="default"/>
+      </w:rPr>
+    </w:lvl>
+    <w:lvl w:ilvl="1" w:tplc="04050003" w:tentative="1">
+      <w:start w:val="1"/>
+      <w:numFmt w:val="bullet"/>
+      <w:lvlText w:val="o"/>
+      <w:lvlJc w:val="left"/>
+      <w:pPr>
+        <w:ind w:left="1440" w:hanging="360"/>
+      </w:pPr>
+      <w:rPr>
+        <w:rFonts w:ascii="Courier New" w:hAnsi="Courier New" w:cs="Courier New" w:hint="default"/>
+      </w:rPr>
+    </w:lvl>
+    <w:lvl w:ilvl="2" w:tplc="04050005" w:tentative="1">
+      <w:start w:val="1"/>
+      <w:numFmt w:val="bullet"/>
+      <w:lvlText w:val=""/>
+      <w:lvlJc w:val="left"/>
+      <w:pPr>
+        <w:ind w:left="2160" w:hanging="360"/>
+      </w:pPr>
+      <w:rPr>
+        <w:rFonts w:ascii="Wingdings" w:hAnsi="Wingdings" w:hint="default"/>
+      </w:rPr>
+    </w:lvl>
+    <w:lvl w:ilvl="3" w:tplc="04050001" w:tentative="1">
+      <w:start w:val="1"/>
+      <w:numFmt w:val="bullet"/>
+      <w:lvlText w:val=""/>
+      <w:lvlJc w:val="left"/>
+      <w:pPr>
+        <w:ind w:left="2880" w:hanging="360"/>
+      </w:pPr>
+      <w:rPr>
+        <w:rFonts w:ascii="Symbol" w:hAnsi="Symbol" w:hint="default"/>
+      </w:rPr>
+    </w:lvl>
+    <w:lvl w:ilvl="4" w:tplc="04050003" w:tentative="1">
+      <w:start w:val="1"/>
+      <w:numFmt w:val="bullet"/>
+      <w:lvlText w:val="o"/>
+      <w:lvlJc w:val="left"/>
+      <w:pPr>
+        <w:ind w:left="3600" w:hanging="360"/>
+      </w:pPr>
+      <w:rPr>
+        <w:rFonts w:ascii="Courier New" w:hAnsi="Courier New" w:cs="Courier New" w:hint="default"/>
+      </w:rPr>
+    </w:lvl>
+    <w:lvl w:ilvl="5" w:tplc="04050005" w:tentative="1">
+      <w:start w:val="1"/>
+      <w:numFmt w:val="bullet"/>
+      <w:lvlText w:val=""/>
+      <w:lvlJc w:val="left"/>
+      <w:pPr>
+        <w:ind w:left="4320" w:hanging="360"/>
+      </w:pPr>
+      <w:rPr>
+        <w:rFonts w:ascii="Wingdings" w:hAnsi="Wingdings" w:hint="default"/>
+      </w:rPr>
+    </w:lvl>
+    <w:lvl w:ilvl="6" w:tplc="04050001" w:tentative="1">
+      <w:start w:val="1"/>
+      <w:numFmt w:val="bullet"/>
+      <w:lvlText w:val=""/>
+      <w:lvlJc w:val="left"/>
+      <w:pPr>
+        <w:ind w:left="5040" w:hanging="360"/>
+      </w:pPr>
+      <w:rPr>
+        <w:rFonts w:ascii="Symbol" w:hAnsi="Symbol" w:hint="default"/>
+      </w:rPr>
+    </w:lvl>
+    <w:lvl w:ilvl="7" w:tplc="04050003" w:tentative="1">
+      <w:start w:val="1"/>
+      <w:numFmt w:val="bullet"/>
+      <w:lvlText w:val="o"/>
+      <w:lvlJc w:val="left"/>
+      <w:pPr>
+        <w:ind w:left="5760" w:hanging="360"/>
+      </w:pPr>
+      <w:rPr>
+        <w:rFonts w:ascii="Courier New" w:hAnsi="Courier New" w:cs="Courier New" w:hint="default"/>
+      </w:rPr>
+    </w:lvl>
+    <w:lvl w:ilvl="8" w:tplc="04050005" w:tentative="1">
+      <w:start w:val="1"/>
+      <w:numFmt w:val="bullet"/>
+      <w:lvlText w:val=""/>
+      <w:lvlJc w:val="left"/>
+      <w:pPr>
+        <w:ind w:left="6480" w:hanging="360"/>
+      </w:pPr>
+      <w:rPr>
+        <w:rFonts w:ascii="Wingdings" w:hAnsi="Wingdings" w:hint="default"/>
+      </w:rPr>
+    </w:lvl>
+  </w:abstractNum>
+  <w:abstractNum w:abstractNumId="7" w15:restartNumberingAfterBreak="0">
+    <w:nsid w:val="3769771C"/>
+    <w:multiLevelType w:val="multilevel"/>
+    <w:tmpl w:val="85DA7A7C"/>
+    <w:lvl w:ilvl="0">
+      <w:start w:val="1"/>
+      <w:numFmt w:val="bullet"/>
+      <w:lvlText w:val=""/>
+      <w:lvlJc w:val="left"/>
+      <w:pPr>
+        <w:tabs>
+          <w:tab w:val="num" w:pos="720"/>
+        </w:tabs>
+        <w:ind w:left="720" w:hanging="360"/>
+      </w:pPr>
+      <w:rPr>
+        <w:rFonts w:ascii="Symbol" w:hAnsi="Symbol" w:hint="default"/>
+        <w:sz w:val="20"/>
+      </w:rPr>
+    </w:lvl>
+    <w:lvl w:ilvl="1" w:tentative="1">
+      <w:start w:val="1"/>
+      <w:numFmt w:val="bullet"/>
+      <w:lvlText w:val="o"/>
+      <w:lvlJc w:val="left"/>
+      <w:pPr>
+        <w:tabs>
+          <w:tab w:val="num" w:pos="1440"/>
+        </w:tabs>
+        <w:ind w:left="1440" w:hanging="360"/>
+      </w:pPr>
+      <w:rPr>
+        <w:rFonts w:ascii="Courier New" w:hAnsi="Courier New" w:hint="default"/>
+        <w:sz w:val="20"/>
+      </w:rPr>
+    </w:lvl>
+    <w:lvl w:ilvl="2" w:tentative="1">
+      <w:start w:val="1"/>
+      <w:numFmt w:val="bullet"/>
+      <w:lvlText w:val=""/>
+      <w:lvlJc w:val="left"/>
+      <w:pPr>
+        <w:tabs>
+          <w:tab w:val="num" w:pos="2160"/>
+        </w:tabs>
+        <w:ind w:left="2160" w:hanging="360"/>
+      </w:pPr>
+      <w:rPr>
+        <w:rFonts w:ascii="Wingdings" w:hAnsi="Wingdings" w:hint="default"/>
+        <w:sz w:val="20"/>
+      </w:rPr>
+    </w:lvl>
+    <w:lvl w:ilvl="3" w:tentative="1">
+      <w:start w:val="1"/>
+      <w:numFmt w:val="bullet"/>
+      <w:lvlText w:val=""/>
+      <w:lvlJc w:val="left"/>
+      <w:pPr>
+        <w:tabs>
+          <w:tab w:val="num" w:pos="2880"/>
+        </w:tabs>
+        <w:ind w:left="2880" w:hanging="360"/>
+      </w:pPr>
+      <w:rPr>
+        <w:rFonts w:ascii="Wingdings" w:hAnsi="Wingdings" w:hint="default"/>
+        <w:sz w:val="20"/>
+      </w:rPr>
+    </w:lvl>
+    <w:lvl w:ilvl="4" w:tentative="1">
+      <w:start w:val="1"/>
+      <w:numFmt w:val="bullet"/>
+      <w:lvlText w:val=""/>
+      <w:lvlJc w:val="left"/>
+      <w:pPr>
+        <w:tabs>
+          <w:tab w:val="num" w:pos="3600"/>
+        </w:tabs>
+        <w:ind w:left="3600" w:hanging="360"/>
+      </w:pPr>
+      <w:rPr>
+        <w:rFonts w:ascii="Wingdings" w:hAnsi="Wingdings" w:hint="default"/>
+        <w:sz w:val="20"/>
+      </w:rPr>
+    </w:lvl>
+    <w:lvl w:ilvl="5" w:tentative="1">
+      <w:start w:val="1"/>
+      <w:numFmt w:val="bullet"/>
+      <w:lvlText w:val=""/>
+      <w:lvlJc w:val="left"/>
+      <w:pPr>
+        <w:tabs>
+          <w:tab w:val="num" w:pos="4320"/>
+        </w:tabs>
+        <w:ind w:left="4320" w:hanging="360"/>
+      </w:pPr>
+      <w:rPr>
+        <w:rFonts w:ascii="Wingdings" w:hAnsi="Wingdings" w:hint="default"/>
+        <w:sz w:val="20"/>
+      </w:rPr>
+    </w:lvl>
+    <w:lvl w:ilvl="6" w:tentative="1">
+      <w:start w:val="1"/>
+      <w:numFmt w:val="bullet"/>
+      <w:lvlText w:val=""/>
+      <w:lvlJc w:val="left"/>
+      <w:pPr>
+        <w:tabs>
+          <w:tab w:val="num" w:pos="5040"/>
+        </w:tabs>
+        <w:ind w:left="5040" w:hanging="360"/>
+      </w:pPr>
+      <w:rPr>
+        <w:rFonts w:ascii="Wingdings" w:hAnsi="Wingdings" w:hint="default"/>
+        <w:sz w:val="20"/>
+      </w:rPr>
+    </w:lvl>
+    <w:lvl w:ilvl="7" w:tentative="1">
+      <w:start w:val="1"/>
+      <w:numFmt w:val="bullet"/>
+      <w:lvlText w:val=""/>
+      <w:lvlJc w:val="left"/>
+      <w:pPr>
+        <w:tabs>
+          <w:tab w:val="num" w:pos="5760"/>
+        </w:tabs>
+        <w:ind w:left="5760" w:hanging="360"/>
+      </w:pPr>
+      <w:rPr>
+        <w:rFonts w:ascii="Wingdings" w:hAnsi="Wingdings" w:hint="default"/>
+        <w:sz w:val="20"/>
+      </w:rPr>
+    </w:lvl>
+    <w:lvl w:ilvl="8" w:tentative="1">
+      <w:start w:val="1"/>
+      <w:numFmt w:val="bullet"/>
+      <w:lvlText w:val=""/>
+      <w:lvlJc w:val="left"/>
+      <w:pPr>
+        <w:tabs>
+          <w:tab w:val="num" w:pos="6480"/>
+        </w:tabs>
+        <w:ind w:left="6480" w:hanging="360"/>
+      </w:pPr>
+      <w:rPr>
+        <w:rFonts w:ascii="Wingdings" w:hAnsi="Wingdings" w:hint="default"/>
+        <w:sz w:val="20"/>
+      </w:rPr>
+    </w:lvl>
+  </w:abstractNum>
+  <w:abstractNum w:abstractNumId="8" w15:restartNumberingAfterBreak="0">
+    <w:nsid w:val="3A1620A4"/>
+    <w:multiLevelType w:val="multilevel"/>
+    <w:tmpl w:val="DB7A5DDE"/>
+    <w:lvl w:ilvl="0">
+      <w:start w:val="1"/>
+      <w:numFmt w:val="bullet"/>
+      <w:lvlText w:val=""/>
+      <w:lvlJc w:val="left"/>
+      <w:pPr>
+        <w:tabs>
+          <w:tab w:val="num" w:pos="720"/>
+        </w:tabs>
+        <w:ind w:left="720" w:hanging="360"/>
+      </w:pPr>
+      <w:rPr>
+        <w:rFonts w:ascii="Symbol" w:hAnsi="Symbol" w:hint="default"/>
+        <w:sz w:val="20"/>
+      </w:rPr>
+    </w:lvl>
+    <w:lvl w:ilvl="1" w:tentative="1">
+      <w:start w:val="1"/>
+      <w:numFmt w:val="bullet"/>
+      <w:lvlText w:val="o"/>
+      <w:lvlJc w:val="left"/>
+      <w:pPr>
+        <w:tabs>
+          <w:tab w:val="num" w:pos="1440"/>
+        </w:tabs>
+        <w:ind w:left="1440" w:hanging="360"/>
+      </w:pPr>
+      <w:rPr>
+        <w:rFonts w:ascii="Courier New" w:hAnsi="Courier New" w:hint="default"/>
+        <w:sz w:val="20"/>
+      </w:rPr>
+    </w:lvl>
+    <w:lvl w:ilvl="2" w:tentative="1">
+      <w:start w:val="1"/>
+      <w:numFmt w:val="bullet"/>
+      <w:lvlText w:val=""/>
+      <w:lvlJc w:val="left"/>
+      <w:pPr>
+        <w:tabs>
+          <w:tab w:val="num" w:pos="2160"/>
+        </w:tabs>
+        <w:ind w:left="2160" w:hanging="360"/>
+      </w:pPr>
+      <w:rPr>
+        <w:rFonts w:ascii="Wingdings" w:hAnsi="Wingdings" w:hint="default"/>
+        <w:sz w:val="20"/>
+      </w:rPr>
+    </w:lvl>
+    <w:lvl w:ilvl="3" w:tentative="1">
+      <w:start w:val="1"/>
+      <w:numFmt w:val="bullet"/>
+      <w:lvlText w:val=""/>
+      <w:lvlJc w:val="left"/>
+      <w:pPr>
+        <w:tabs>
+          <w:tab w:val="num" w:pos="2880"/>
+        </w:tabs>
+        <w:ind w:left="2880" w:hanging="360"/>
+      </w:pPr>
+      <w:rPr>
+        <w:rFonts w:ascii="Wingdings" w:hAnsi="Wingdings" w:hint="default"/>
+        <w:sz w:val="20"/>
+      </w:rPr>
+    </w:lvl>
+    <w:lvl w:ilvl="4" w:tentative="1">
+      <w:start w:val="1"/>
+      <w:numFmt w:val="bullet"/>
+      <w:lvlText w:val=""/>
+      <w:lvlJc w:val="left"/>
+      <w:pPr>
+        <w:tabs>
+          <w:tab w:val="num" w:pos="3600"/>
+        </w:tabs>
+        <w:ind w:left="3600" w:hanging="360"/>
+      </w:pPr>
+      <w:rPr>
+        <w:rFonts w:ascii="Wingdings" w:hAnsi="Wingdings" w:hint="default"/>
+        <w:sz w:val="20"/>
+      </w:rPr>
+    </w:lvl>
+    <w:lvl w:ilvl="5" w:tentative="1">
+      <w:start w:val="1"/>
+      <w:numFmt w:val="bullet"/>
+      <w:lvlText w:val=""/>
+      <w:lvlJc w:val="left"/>
+      <w:pPr>
+        <w:tabs>
+          <w:tab w:val="num" w:pos="4320"/>
+        </w:tabs>
+        <w:ind w:left="4320" w:hanging="360"/>
+      </w:pPr>
+      <w:rPr>
+        <w:rFonts w:ascii="Wingdings" w:hAnsi="Wingdings" w:hint="default"/>
+        <w:sz w:val="20"/>
+      </w:rPr>
+    </w:lvl>
+    <w:lvl w:ilvl="6" w:tentative="1">
+      <w:start w:val="1"/>
+      <w:numFmt w:val="bullet"/>
+      <w:lvlText w:val=""/>
+      <w:lvlJc w:val="left"/>
+      <w:pPr>
+        <w:tabs>
+          <w:tab w:val="num" w:pos="5040"/>
+        </w:tabs>
+        <w:ind w:left="5040" w:hanging="360"/>
+      </w:pPr>
+      <w:rPr>
+        <w:rFonts w:ascii="Wingdings" w:hAnsi="Wingdings" w:hint="default"/>
+        <w:sz w:val="20"/>
+      </w:rPr>
+    </w:lvl>
+    <w:lvl w:ilvl="7" w:tentative="1">
+      <w:start w:val="1"/>
+      <w:numFmt w:val="bullet"/>
+      <w:lvlText w:val=""/>
+      <w:lvlJc w:val="left"/>
+      <w:pPr>
+        <w:tabs>
+          <w:tab w:val="num" w:pos="5760"/>
+        </w:tabs>
+        <w:ind w:left="5760" w:hanging="360"/>
+      </w:pPr>
+      <w:rPr>
+        <w:rFonts w:ascii="Wingdings" w:hAnsi="Wingdings" w:hint="default"/>
+        <w:sz w:val="20"/>
+      </w:rPr>
+    </w:lvl>
+    <w:lvl w:ilvl="8" w:tentative="1">
+      <w:start w:val="1"/>
+      <w:numFmt w:val="bullet"/>
+      <w:lvlText w:val=""/>
+      <w:lvlJc w:val="left"/>
+      <w:pPr>
+        <w:tabs>
+          <w:tab w:val="num" w:pos="6480"/>
+        </w:tabs>
+        <w:ind w:left="6480" w:hanging="360"/>
+      </w:pPr>
+      <w:rPr>
+        <w:rFonts w:ascii="Wingdings" w:hAnsi="Wingdings" w:hint="default"/>
+        <w:sz w:val="20"/>
+      </w:rPr>
+    </w:lvl>
+  </w:abstractNum>
+  <w:abstractNum w:abstractNumId="9" w15:restartNumberingAfterBreak="0">
+    <w:nsid w:val="499C22B3"/>
+    <w:multiLevelType w:val="multilevel"/>
+    <w:tmpl w:val="B60CA132"/>
+    <w:lvl w:ilvl="0">
+      <w:start w:val="1"/>
+      <w:numFmt w:val="bullet"/>
+      <w:lvlText w:val=""/>
+      <w:lvlJc w:val="left"/>
+      <w:pPr>
+        <w:tabs>
+          <w:tab w:val="num" w:pos="720"/>
+        </w:tabs>
+        <w:ind w:left="720" w:hanging="360"/>
+      </w:pPr>
+      <w:rPr>
+        <w:rFonts w:ascii="Symbol" w:hAnsi="Symbol" w:hint="default"/>
+        <w:sz w:val="20"/>
+      </w:rPr>
+    </w:lvl>
+    <w:lvl w:ilvl="1" w:tentative="1">
+      <w:start w:val="1"/>
+      <w:numFmt w:val="bullet"/>
+      <w:lvlText w:val="o"/>
+      <w:lvlJc w:val="left"/>
+      <w:pPr>
+        <w:tabs>
+          <w:tab w:val="num" w:pos="1440"/>
+        </w:tabs>
+        <w:ind w:left="1440" w:hanging="360"/>
+      </w:pPr>
+      <w:rPr>
+        <w:rFonts w:ascii="Courier New" w:hAnsi="Courier New" w:hint="default"/>
+        <w:sz w:val="20"/>
+      </w:rPr>
+    </w:lvl>
+    <w:lvl w:ilvl="2" w:tentative="1">
+      <w:start w:val="1"/>
+      <w:numFmt w:val="bullet"/>
+      <w:lvlText w:val=""/>
+      <w:lvlJc w:val="left"/>
+      <w:pPr>
+        <w:tabs>
+          <w:tab w:val="num" w:pos="2160"/>
+        </w:tabs>
+        <w:ind w:left="2160" w:hanging="360"/>
+      </w:pPr>
+      <w:rPr>
+        <w:rFonts w:ascii="Wingdings" w:hAnsi="Wingdings" w:hint="default"/>
+        <w:sz w:val="20"/>
+      </w:rPr>
+    </w:lvl>
+    <w:lvl w:ilvl="3" w:tentative="1">
+      <w:start w:val="1"/>
+      <w:numFmt w:val="bullet"/>
+      <w:lvlText w:val=""/>
+      <w:lvlJc w:val="left"/>
+      <w:pPr>
+        <w:tabs>
+          <w:tab w:val="num" w:pos="2880"/>
+        </w:tabs>
+        <w:ind w:left="2880" w:hanging="360"/>
+      </w:pPr>
+      <w:rPr>
+        <w:rFonts w:ascii="Wingdings" w:hAnsi="Wingdings" w:hint="default"/>
+        <w:sz w:val="20"/>
+      </w:rPr>
+    </w:lvl>
+    <w:lvl w:ilvl="4" w:tentative="1">
+      <w:start w:val="1"/>
+      <w:numFmt w:val="bullet"/>
+      <w:lvlText w:val=""/>
+      <w:lvlJc w:val="left"/>
+      <w:pPr>
+        <w:tabs>
+          <w:tab w:val="num" w:pos="3600"/>
+        </w:tabs>
+        <w:ind w:left="3600" w:hanging="360"/>
+      </w:pPr>
+      <w:rPr>
+        <w:rFonts w:ascii="Wingdings" w:hAnsi="Wingdings" w:hint="default"/>
+        <w:sz w:val="20"/>
+      </w:rPr>
+    </w:lvl>
+    <w:lvl w:ilvl="5" w:tentative="1">
+      <w:start w:val="1"/>
+      <w:numFmt w:val="bullet"/>
+      <w:lvlText w:val=""/>
+      <w:lvlJc w:val="left"/>
+      <w:pPr>
+        <w:tabs>
+          <w:tab w:val="num" w:pos="4320"/>
+        </w:tabs>
+        <w:ind w:left="4320" w:hanging="360"/>
+      </w:pPr>
+      <w:rPr>
+        <w:rFonts w:ascii="Wingdings" w:hAnsi="Wingdings" w:hint="default"/>
+        <w:sz w:val="20"/>
+      </w:rPr>
+    </w:lvl>
+    <w:lvl w:ilvl="6" w:tentative="1">
+      <w:start w:val="1"/>
+      <w:numFmt w:val="bullet"/>
+      <w:lvlText w:val=""/>
+      <w:lvlJc w:val="left"/>
+      <w:pPr>
+        <w:tabs>
+          <w:tab w:val="num" w:pos="5040"/>
+        </w:tabs>
+        <w:ind w:left="5040" w:hanging="360"/>
+      </w:pPr>
+      <w:rPr>
+        <w:rFonts w:ascii="Wingdings" w:hAnsi="Wingdings" w:hint="default"/>
+        <w:sz w:val="20"/>
+      </w:rPr>
+    </w:lvl>
+    <w:lvl w:ilvl="7" w:tentative="1">
+      <w:start w:val="1"/>
+      <w:numFmt w:val="bullet"/>
+      <w:lvlText w:val=""/>
+      <w:lvlJc w:val="left"/>
+      <w:pPr>
+        <w:tabs>
+          <w:tab w:val="num" w:pos="5760"/>
+        </w:tabs>
+        <w:ind w:left="5760" w:hanging="360"/>
+      </w:pPr>
+      <w:rPr>
+        <w:rFonts w:ascii="Wingdings" w:hAnsi="Wingdings" w:hint="default"/>
+        <w:sz w:val="20"/>
+      </w:rPr>
+    </w:lvl>
+    <w:lvl w:ilvl="8" w:tentative="1">
+      <w:start w:val="1"/>
+      <w:numFmt w:val="bullet"/>
+      <w:lvlText w:val=""/>
+      <w:lvlJc w:val="left"/>
+      <w:pPr>
+        <w:tabs>
+          <w:tab w:val="num" w:pos="6480"/>
+        </w:tabs>
+        <w:ind w:left="6480" w:hanging="360"/>
+      </w:pPr>
+      <w:rPr>
+        <w:rFonts w:ascii="Wingdings" w:hAnsi="Wingdings" w:hint="default"/>
+        <w:sz w:val="20"/>
+      </w:rPr>
+    </w:lvl>
+  </w:abstractNum>
+  <w:abstractNum w:abstractNumId="10" w15:restartNumberingAfterBreak="0">
+    <w:nsid w:val="527E7EA8"/>
+    <w:multiLevelType w:val="multilevel"/>
+    <w:tmpl w:val="984C183C"/>
+    <w:lvl w:ilvl="0">
+      <w:start w:val="1"/>
+      <w:numFmt w:val="bullet"/>
+      <w:lvlText w:val=""/>
+      <w:lvlJc w:val="left"/>
+      <w:pPr>
+        <w:tabs>
+          <w:tab w:val="num" w:pos="720"/>
+        </w:tabs>
+        <w:ind w:left="720" w:hanging="360"/>
+      </w:pPr>
+      <w:rPr>
+        <w:rFonts w:ascii="Symbol" w:hAnsi="Symbol" w:hint="default"/>
+        <w:sz w:val="20"/>
+      </w:rPr>
+    </w:lvl>
+    <w:lvl w:ilvl="1" w:tentative="1">
+      <w:start w:val="1"/>
+      <w:numFmt w:val="bullet"/>
+      <w:lvlText w:val="o"/>
+      <w:lvlJc w:val="left"/>
+      <w:pPr>
+        <w:tabs>
+          <w:tab w:val="num" w:pos="1440"/>
+        </w:tabs>
+        <w:ind w:left="1440" w:hanging="360"/>
+      </w:pPr>
+      <w:rPr>
+        <w:rFonts w:ascii="Courier New" w:hAnsi="Courier New" w:hint="default"/>
+        <w:sz w:val="20"/>
+      </w:rPr>
+    </w:lvl>
+    <w:lvl w:ilvl="2" w:tentative="1">
+      <w:start w:val="1"/>
+      <w:numFmt w:val="bullet"/>
+      <w:lvlText w:val=""/>
+      <w:lvlJc w:val="left"/>
+      <w:pPr>
+        <w:tabs>
+          <w:tab w:val="num" w:pos="2160"/>
+        </w:tabs>
+        <w:ind w:left="2160" w:hanging="360"/>
+      </w:pPr>
+      <w:rPr>
+        <w:rFonts w:ascii="Wingdings" w:hAnsi="Wingdings" w:hint="default"/>
+        <w:sz w:val="20"/>
+      </w:rPr>
+    </w:lvl>
+    <w:lvl w:ilvl="3" w:tentative="1">
+      <w:start w:val="1"/>
+      <w:numFmt w:val="bullet"/>
+      <w:lvlText w:val=""/>
+      <w:lvlJc w:val="left"/>
+      <w:pPr>
+        <w:tabs>
+          <w:tab w:val="num" w:pos="2880"/>
+        </w:tabs>
+        <w:ind w:left="2880" w:hanging="360"/>
+      </w:pPr>
+      <w:rPr>
+        <w:rFonts w:ascii="Wingdings" w:hAnsi="Wingdings" w:hint="default"/>
+        <w:sz w:val="20"/>
+      </w:rPr>
+    </w:lvl>
+    <w:lvl w:ilvl="4" w:tentative="1">
+      <w:start w:val="1"/>
+      <w:numFmt w:val="bullet"/>
+      <w:lvlText w:val=""/>
+      <w:lvlJc w:val="left"/>
+      <w:pPr>
+        <w:tabs>
+          <w:tab w:val="num" w:pos="3600"/>
+        </w:tabs>
+        <w:ind w:left="3600" w:hanging="360"/>
+      </w:pPr>
+      <w:rPr>
+        <w:rFonts w:ascii="Wingdings" w:hAnsi="Wingdings" w:hint="default"/>
+        <w:sz w:val="20"/>
+      </w:rPr>
+    </w:lvl>
+    <w:lvl w:ilvl="5" w:tentative="1">
+      <w:start w:val="1"/>
+      <w:numFmt w:val="bullet"/>
+      <w:lvlText w:val=""/>
+      <w:lvlJc w:val="left"/>
+      <w:pPr>
+        <w:tabs>
+          <w:tab w:val="num" w:pos="4320"/>
+        </w:tabs>
+        <w:ind w:left="4320" w:hanging="360"/>
+      </w:pPr>
+      <w:rPr>
+        <w:rFonts w:ascii="Wingdings" w:hAnsi="Wingdings" w:hint="default"/>
+        <w:sz w:val="20"/>
+      </w:rPr>
+    </w:lvl>
+    <w:lvl w:ilvl="6" w:tentative="1">
+      <w:start w:val="1"/>
+      <w:numFmt w:val="bullet"/>
+      <w:lvlText w:val=""/>
+      <w:lvlJc w:val="left"/>
+      <w:pPr>
+        <w:tabs>
+          <w:tab w:val="num" w:pos="5040"/>
+        </w:tabs>
+        <w:ind w:left="5040" w:hanging="360"/>
+      </w:pPr>
+      <w:rPr>
+        <w:rFonts w:ascii="Wingdings" w:hAnsi="Wingdings" w:hint="default"/>
+        <w:sz w:val="20"/>
+      </w:rPr>
+    </w:lvl>
+    <w:lvl w:ilvl="7" w:tentative="1">
+      <w:start w:val="1"/>
+      <w:numFmt w:val="bullet"/>
+      <w:lvlText w:val=""/>
+      <w:lvlJc w:val="left"/>
+      <w:pPr>
+        <w:tabs>
+          <w:tab w:val="num" w:pos="5760"/>
+        </w:tabs>
+        <w:ind w:left="5760" w:hanging="360"/>
+      </w:pPr>
+      <w:rPr>
+        <w:rFonts w:ascii="Wingdings" w:hAnsi="Wingdings" w:hint="default"/>
+        <w:sz w:val="20"/>
+      </w:rPr>
+    </w:lvl>
+    <w:lvl w:ilvl="8" w:tentative="1">
+      <w:start w:val="1"/>
+      <w:numFmt w:val="bullet"/>
+      <w:lvlText w:val=""/>
+      <w:lvlJc w:val="left"/>
+      <w:pPr>
+        <w:tabs>
+          <w:tab w:val="num" w:pos="6480"/>
+        </w:tabs>
+        <w:ind w:left="6480" w:hanging="360"/>
+      </w:pPr>
+      <w:rPr>
+        <w:rFonts w:ascii="Wingdings" w:hAnsi="Wingdings" w:hint="default"/>
+        <w:sz w:val="20"/>
+      </w:rPr>
+    </w:lvl>
+  </w:abstractNum>
+  <w:abstractNum w:abstractNumId="11" w15:restartNumberingAfterBreak="0">
+    <w:nsid w:val="5EB34230"/>
+    <w:multiLevelType w:val="multilevel"/>
+    <w:tmpl w:val="E9E6A8DC"/>
+    <w:lvl w:ilvl="0">
+      <w:start w:val="1"/>
+      <w:numFmt w:val="bullet"/>
+      <w:lvlText w:val=""/>
+      <w:lvlJc w:val="left"/>
+      <w:pPr>
+        <w:tabs>
+          <w:tab w:val="num" w:pos="720"/>
+        </w:tabs>
+        <w:ind w:left="720" w:hanging="360"/>
+      </w:pPr>
+      <w:rPr>
+        <w:rFonts w:ascii="Symbol" w:hAnsi="Symbol" w:hint="default"/>
+        <w:sz w:val="20"/>
+      </w:rPr>
+    </w:lvl>
+    <w:lvl w:ilvl="1" w:tentative="1">
+      <w:start w:val="1"/>
+      <w:numFmt w:val="bullet"/>
+      <w:lvlText w:val="o"/>
+      <w:lvlJc w:val="left"/>
+      <w:pPr>
+        <w:tabs>
+          <w:tab w:val="num" w:pos="1440"/>
+        </w:tabs>
+        <w:ind w:left="1440" w:hanging="360"/>
+      </w:pPr>
+      <w:rPr>
+        <w:rFonts w:ascii="Courier New" w:hAnsi="Courier New" w:hint="default"/>
+        <w:sz w:val="20"/>
+      </w:rPr>
+    </w:lvl>
+    <w:lvl w:ilvl="2" w:tentative="1">
+      <w:start w:val="1"/>
+      <w:numFmt w:val="bullet"/>
+      <w:lvlText w:val=""/>
+      <w:lvlJc w:val="left"/>
+      <w:pPr>
+        <w:tabs>
+          <w:tab w:val="num" w:pos="2160"/>
+        </w:tabs>
+        <w:ind w:left="2160" w:hanging="360"/>
+      </w:pPr>
+      <w:rPr>
+        <w:rFonts w:ascii="Wingdings" w:hAnsi="Wingdings" w:hint="default"/>
+        <w:sz w:val="20"/>
+      </w:rPr>
+    </w:lvl>
+    <w:lvl w:ilvl="3" w:tentative="1">
+      <w:start w:val="1"/>
+      <w:numFmt w:val="bullet"/>
+      <w:lvlText w:val=""/>
+      <w:lvlJc w:val="left"/>
+      <w:pPr>
+        <w:tabs>
+          <w:tab w:val="num" w:pos="2880"/>
+        </w:tabs>
+        <w:ind w:left="2880" w:hanging="360"/>
+      </w:pPr>
+      <w:rPr>
+        <w:rFonts w:ascii="Wingdings" w:hAnsi="Wingdings" w:hint="default"/>
+        <w:sz w:val="20"/>
+      </w:rPr>
+    </w:lvl>
+    <w:lvl w:ilvl="4" w:tentative="1">
+      <w:start w:val="1"/>
+      <w:numFmt w:val="bullet"/>
+      <w:lvlText w:val=""/>
+      <w:lvlJc w:val="left"/>
+      <w:pPr>
+        <w:tabs>
+          <w:tab w:val="num" w:pos="3600"/>
+        </w:tabs>
+        <w:ind w:left="3600" w:hanging="360"/>
+      </w:pPr>
+      <w:rPr>
+        <w:rFonts w:ascii="Wingdings" w:hAnsi="Wingdings" w:hint="default"/>
+        <w:sz w:val="20"/>
+      </w:rPr>
+    </w:lvl>
+    <w:lvl w:ilvl="5" w:tentative="1">
+      <w:start w:val="1"/>
+      <w:numFmt w:val="bullet"/>
+      <w:lvlText w:val=""/>
+      <w:lvlJc w:val="left"/>
+      <w:pPr>
+        <w:tabs>
+          <w:tab w:val="num" w:pos="4320"/>
+        </w:tabs>
+        <w:ind w:left="4320" w:hanging="360"/>
+      </w:pPr>
+      <w:rPr>
+        <w:rFonts w:ascii="Wingdings" w:hAnsi="Wingdings" w:hint="default"/>
+        <w:sz w:val="20"/>
+      </w:rPr>
+    </w:lvl>
+    <w:lvl w:ilvl="6" w:tentative="1">
+      <w:start w:val="1"/>
+      <w:numFmt w:val="bullet"/>
+      <w:lvlText w:val=""/>
+      <w:lvlJc w:val="left"/>
+      <w:pPr>
+        <w:tabs>
+          <w:tab w:val="num" w:pos="5040"/>
+        </w:tabs>
+        <w:ind w:left="5040" w:hanging="360"/>
+      </w:pPr>
+      <w:rPr>
+        <w:rFonts w:ascii="Wingdings" w:hAnsi="Wingdings" w:hint="default"/>
+        <w:sz w:val="20"/>
+      </w:rPr>
+    </w:lvl>
+    <w:lvl w:ilvl="7" w:tentative="1">
+      <w:start w:val="1"/>
+      <w:numFmt w:val="bullet"/>
+      <w:lvlText w:val=""/>
+      <w:lvlJc w:val="left"/>
+      <w:pPr>
+        <w:tabs>
+          <w:tab w:val="num" w:pos="5760"/>
+        </w:tabs>
+        <w:ind w:left="5760" w:hanging="360"/>
+      </w:pPr>
+      <w:rPr>
+        <w:rFonts w:ascii="Wingdings" w:hAnsi="Wingdings" w:hint="default"/>
+        <w:sz w:val="20"/>
+      </w:rPr>
+    </w:lvl>
+    <w:lvl w:ilvl="8" w:tentative="1">
+      <w:start w:val="1"/>
+      <w:numFmt w:val="bullet"/>
+      <w:lvlText w:val=""/>
+      <w:lvlJc w:val="left"/>
+      <w:pPr>
+        <w:tabs>
+          <w:tab w:val="num" w:pos="6480"/>
+        </w:tabs>
+        <w:ind w:left="6480" w:hanging="360"/>
+      </w:pPr>
+      <w:rPr>
+        <w:rFonts w:ascii="Wingdings" w:hAnsi="Wingdings" w:hint="default"/>
+        <w:sz w:val="20"/>
+      </w:rPr>
+    </w:lvl>
+  </w:abstractNum>
+  <w:abstractNum w:abstractNumId="12" w15:restartNumberingAfterBreak="0">
+    <w:nsid w:val="5F463A05"/>
+    <w:multiLevelType w:val="multilevel"/>
+    <w:tmpl w:val="4628C67C"/>
+    <w:lvl w:ilvl="0">
+      <w:start w:val="1"/>
+      <w:numFmt w:val="bullet"/>
+      <w:lvlText w:val=""/>
+      <w:lvlJc w:val="left"/>
+      <w:pPr>
+        <w:tabs>
+          <w:tab w:val="num" w:pos="720"/>
+        </w:tabs>
+        <w:ind w:left="720" w:hanging="360"/>
+      </w:pPr>
+      <w:rPr>
+        <w:rFonts w:ascii="Symbol" w:hAnsi="Symbol" w:hint="default"/>
+        <w:sz w:val="20"/>
+      </w:rPr>
+    </w:lvl>
+    <w:lvl w:ilvl="1" w:tentative="1">
+      <w:start w:val="1"/>
+      <w:numFmt w:val="bullet"/>
+      <w:lvlText w:val="o"/>
+      <w:lvlJc w:val="left"/>
+      <w:pPr>
+        <w:tabs>
+          <w:tab w:val="num" w:pos="1440"/>
+        </w:tabs>
+        <w:ind w:left="1440" w:hanging="360"/>
+      </w:pPr>
+      <w:rPr>
+        <w:rFonts w:ascii="Courier New" w:hAnsi="Courier New" w:hint="default"/>
+        <w:sz w:val="20"/>
+      </w:rPr>
+    </w:lvl>
+    <w:lvl w:ilvl="2" w:tentative="1">
+      <w:start w:val="1"/>
+      <w:numFmt w:val="bullet"/>
+      <w:lvlText w:val=""/>
+      <w:lvlJc w:val="left"/>
+      <w:pPr>
+        <w:tabs>
+          <w:tab w:val="num" w:pos="2160"/>
+        </w:tabs>
+        <w:ind w:left="2160" w:hanging="360"/>
+      </w:pPr>
+      <w:rPr>
+        <w:rFonts w:ascii="Wingdings" w:hAnsi="Wingdings" w:hint="default"/>
+        <w:sz w:val="20"/>
+      </w:rPr>
+    </w:lvl>
+    <w:lvl w:ilvl="3" w:tentative="1">
+      <w:start w:val="1"/>
+      <w:numFmt w:val="bullet"/>
+      <w:lvlText w:val=""/>
+      <w:lvlJc w:val="left"/>
+      <w:pPr>
+        <w:tabs>
+          <w:tab w:val="num" w:pos="2880"/>
+        </w:tabs>
+        <w:ind w:left="2880" w:hanging="360"/>
+      </w:pPr>
+      <w:rPr>
+        <w:rFonts w:ascii="Wingdings" w:hAnsi="Wingdings" w:hint="default"/>
+        <w:sz w:val="20"/>
+      </w:rPr>
+    </w:lvl>
+    <w:lvl w:ilvl="4" w:tentative="1">
+      <w:start w:val="1"/>
+      <w:numFmt w:val="bullet"/>
+      <w:lvlText w:val=""/>
+      <w:lvlJc w:val="left"/>
+      <w:pPr>
+        <w:tabs>
+          <w:tab w:val="num" w:pos="3600"/>
+        </w:tabs>
+        <w:ind w:left="3600" w:hanging="360"/>
+      </w:pPr>
+      <w:rPr>
+        <w:rFonts w:ascii="Wingdings" w:hAnsi="Wingdings" w:hint="default"/>
+        <w:sz w:val="20"/>
+      </w:rPr>
+    </w:lvl>
+    <w:lvl w:ilvl="5" w:tentative="1">
+      <w:start w:val="1"/>
+      <w:numFmt w:val="bullet"/>
+      <w:lvlText w:val=""/>
+      <w:lvlJc w:val="left"/>
+      <w:pPr>
+        <w:tabs>
+          <w:tab w:val="num" w:pos="4320"/>
+        </w:tabs>
+        <w:ind w:left="4320" w:hanging="360"/>
+      </w:pPr>
+      <w:rPr>
+        <w:rFonts w:ascii="Wingdings" w:hAnsi="Wingdings" w:hint="default"/>
+        <w:sz w:val="20"/>
+      </w:rPr>
+    </w:lvl>
+    <w:lvl w:ilvl="6" w:tentative="1">
+      <w:start w:val="1"/>
+      <w:numFmt w:val="bullet"/>
+      <w:lvlText w:val=""/>
+      <w:lvlJc w:val="left"/>
+      <w:pPr>
+        <w:tabs>
+          <w:tab w:val="num" w:pos="5040"/>
+        </w:tabs>
+        <w:ind w:left="5040" w:hanging="360"/>
+      </w:pPr>
+      <w:rPr>
+        <w:rFonts w:ascii="Wingdings" w:hAnsi="Wingdings" w:hint="default"/>
+        <w:sz w:val="20"/>
+      </w:rPr>
+    </w:lvl>
+    <w:lvl w:ilvl="7" w:tentative="1">
+      <w:start w:val="1"/>
+      <w:numFmt w:val="bullet"/>
+      <w:lvlText w:val=""/>
+      <w:lvlJc w:val="left"/>
+      <w:pPr>
+        <w:tabs>
+          <w:tab w:val="num" w:pos="5760"/>
+        </w:tabs>
+        <w:ind w:left="5760" w:hanging="360"/>
+      </w:pPr>
+      <w:rPr>
+        <w:rFonts w:ascii="Wingdings" w:hAnsi="Wingdings" w:hint="default"/>
+        <w:sz w:val="20"/>
+      </w:rPr>
+    </w:lvl>
+    <w:lvl w:ilvl="8" w:tentative="1">
+      <w:start w:val="1"/>
+      <w:numFmt w:val="bullet"/>
+      <w:lvlText w:val=""/>
+      <w:lvlJc w:val="left"/>
+      <w:pPr>
+        <w:tabs>
+          <w:tab w:val="num" w:pos="6480"/>
+        </w:tabs>
+        <w:ind w:left="6480" w:hanging="360"/>
+      </w:pPr>
+      <w:rPr>
+        <w:rFonts w:ascii="Wingdings" w:hAnsi="Wingdings" w:hint="default"/>
+        <w:sz w:val="20"/>
+      </w:rPr>
+    </w:lvl>
+  </w:abstractNum>
+  <w:abstractNum w:abstractNumId="13" w15:restartNumberingAfterBreak="0">
+    <w:nsid w:val="60254249"/>
+    <w:multiLevelType w:val="multilevel"/>
+    <w:tmpl w:val="716EF8B4"/>
+    <w:lvl w:ilvl="0">
+      <w:start w:val="1"/>
+      <w:numFmt w:val="bullet"/>
+      <w:lvlText w:val=""/>
+      <w:lvlJc w:val="left"/>
+      <w:pPr>
+        <w:tabs>
+          <w:tab w:val="num" w:pos="720"/>
+        </w:tabs>
+        <w:ind w:left="720" w:hanging="360"/>
+      </w:pPr>
+      <w:rPr>
+        <w:rFonts w:ascii="Symbol" w:hAnsi="Symbol" w:hint="default"/>
+        <w:sz w:val="20"/>
+      </w:rPr>
+    </w:lvl>
+    <w:lvl w:ilvl="1" w:tentative="1">
+      <w:start w:val="1"/>
+      <w:numFmt w:val="bullet"/>
+      <w:lvlText w:val="o"/>
+      <w:lvlJc w:val="left"/>
+      <w:pPr>
+        <w:tabs>
+          <w:tab w:val="num" w:pos="1440"/>
+        </w:tabs>
+        <w:ind w:left="1440" w:hanging="360"/>
+      </w:pPr>
+      <w:rPr>
+        <w:rFonts w:ascii="Courier New" w:hAnsi="Courier New" w:hint="default"/>
+        <w:sz w:val="20"/>
+      </w:rPr>
+    </w:lvl>
+    <w:lvl w:ilvl="2" w:tentative="1">
+      <w:start w:val="1"/>
+      <w:numFmt w:val="bullet"/>
+      <w:lvlText w:val=""/>
+      <w:lvlJc w:val="left"/>
+      <w:pPr>
+        <w:tabs>
+          <w:tab w:val="num" w:pos="2160"/>
+        </w:tabs>
+        <w:ind w:left="2160" w:hanging="360"/>
+      </w:pPr>
+      <w:rPr>
+        <w:rFonts w:ascii="Wingdings" w:hAnsi="Wingdings" w:hint="default"/>
+        <w:sz w:val="20"/>
+      </w:rPr>
+    </w:lvl>
+    <w:lvl w:ilvl="3" w:tentative="1">
+      <w:start w:val="1"/>
+      <w:numFmt w:val="bullet"/>
+      <w:lvlText w:val=""/>
+      <w:lvlJc w:val="left"/>
+      <w:pPr>
+        <w:tabs>
+          <w:tab w:val="num" w:pos="2880"/>
+        </w:tabs>
+        <w:ind w:left="2880" w:hanging="360"/>
+      </w:pPr>
+      <w:rPr>
+        <w:rFonts w:ascii="Wingdings" w:hAnsi="Wingdings" w:hint="default"/>
+        <w:sz w:val="20"/>
+      </w:rPr>
+    </w:lvl>
+    <w:lvl w:ilvl="4" w:tentative="1">
+      <w:start w:val="1"/>
+      <w:numFmt w:val="bullet"/>
+      <w:lvlText w:val=""/>
+      <w:lvlJc w:val="left"/>
+      <w:pPr>
+        <w:tabs>
+          <w:tab w:val="num" w:pos="3600"/>
+        </w:tabs>
+        <w:ind w:left="3600" w:hanging="360"/>
+      </w:pPr>
+      <w:rPr>
+        <w:rFonts w:ascii="Wingdings" w:hAnsi="Wingdings" w:hint="default"/>
+        <w:sz w:val="20"/>
+      </w:rPr>
+    </w:lvl>
+    <w:lvl w:ilvl="5" w:tentative="1">
+      <w:start w:val="1"/>
+      <w:numFmt w:val="bullet"/>
+      <w:lvlText w:val=""/>
+      <w:lvlJc w:val="left"/>
+      <w:pPr>
+        <w:tabs>
+          <w:tab w:val="num" w:pos="4320"/>
+        </w:tabs>
+        <w:ind w:left="4320" w:hanging="360"/>
+      </w:pPr>
+      <w:rPr>
+        <w:rFonts w:ascii="Wingdings" w:hAnsi="Wingdings" w:hint="default"/>
+        <w:sz w:val="20"/>
+      </w:rPr>
+    </w:lvl>
+    <w:lvl w:ilvl="6" w:tentative="1">
+      <w:start w:val="1"/>
+      <w:numFmt w:val="bullet"/>
+      <w:lvlText w:val=""/>
+      <w:lvlJc w:val="left"/>
+      <w:pPr>
+        <w:tabs>
+          <w:tab w:val="num" w:pos="5040"/>
+        </w:tabs>
+        <w:ind w:left="5040" w:hanging="360"/>
+      </w:pPr>
+      <w:rPr>
+        <w:rFonts w:ascii="Wingdings" w:hAnsi="Wingdings" w:hint="default"/>
+        <w:sz w:val="20"/>
+      </w:rPr>
+    </w:lvl>
+    <w:lvl w:ilvl="7" w:tentative="1">
+      <w:start w:val="1"/>
+      <w:numFmt w:val="bullet"/>
+      <w:lvlText w:val=""/>
+      <w:lvlJc w:val="left"/>
+      <w:pPr>
+        <w:tabs>
+          <w:tab w:val="num" w:pos="5760"/>
+        </w:tabs>
+        <w:ind w:left="5760" w:hanging="360"/>
+      </w:pPr>
+      <w:rPr>
+        <w:rFonts w:ascii="Wingdings" w:hAnsi="Wingdings" w:hint="default"/>
+        <w:sz w:val="20"/>
+      </w:rPr>
+    </w:lvl>
+    <w:lvl w:ilvl="8" w:tentative="1">
+      <w:start w:val="1"/>
+      <w:numFmt w:val="bullet"/>
+      <w:lvlText w:val=""/>
+      <w:lvlJc w:val="left"/>
+      <w:pPr>
+        <w:tabs>
+          <w:tab w:val="num" w:pos="6480"/>
+        </w:tabs>
+        <w:ind w:left="6480" w:hanging="360"/>
+      </w:pPr>
+      <w:rPr>
+        <w:rFonts w:ascii="Wingdings" w:hAnsi="Wingdings" w:hint="default"/>
+        <w:sz w:val="20"/>
+      </w:rPr>
+    </w:lvl>
+  </w:abstractNum>
+  <w:abstractNum w:abstractNumId="14" w15:restartNumberingAfterBreak="0">
+    <w:nsid w:val="6524501C"/>
+    <w:multiLevelType w:val="multilevel"/>
+    <w:tmpl w:val="F1143696"/>
+    <w:lvl w:ilvl="0">
+      <w:start w:val="1"/>
+      <w:numFmt w:val="bullet"/>
+      <w:lvlText w:val=""/>
+      <w:lvlJc w:val="left"/>
+      <w:pPr>
+        <w:tabs>
+          <w:tab w:val="num" w:pos="720"/>
+        </w:tabs>
+        <w:ind w:left="720" w:hanging="360"/>
+      </w:pPr>
+      <w:rPr>
+        <w:rFonts w:ascii="Symbol" w:hAnsi="Symbol" w:hint="default"/>
+        <w:sz w:val="20"/>
+      </w:rPr>
+    </w:lvl>
+    <w:lvl w:ilvl="1" w:tentative="1">
+      <w:start w:val="1"/>
+      <w:numFmt w:val="bullet"/>
+      <w:lvlText w:val="o"/>
+      <w:lvlJc w:val="left"/>
+      <w:pPr>
+        <w:tabs>
+          <w:tab w:val="num" w:pos="1440"/>
+        </w:tabs>
+        <w:ind w:left="1440" w:hanging="360"/>
+      </w:pPr>
+      <w:rPr>
+        <w:rFonts w:ascii="Courier New" w:hAnsi="Courier New" w:hint="default"/>
+        <w:sz w:val="20"/>
+      </w:rPr>
+    </w:lvl>
+    <w:lvl w:ilvl="2" w:tentative="1">
+      <w:start w:val="1"/>
+      <w:numFmt w:val="bullet"/>
+      <w:lvlText w:val=""/>
+      <w:lvlJc w:val="left"/>
+      <w:pPr>
+        <w:tabs>
+          <w:tab w:val="num" w:pos="2160"/>
+        </w:tabs>
+        <w:ind w:left="2160" w:hanging="360"/>
+      </w:pPr>
+      <w:rPr>
+        <w:rFonts w:ascii="Wingdings" w:hAnsi="Wingdings" w:hint="default"/>
+        <w:sz w:val="20"/>
+      </w:rPr>
+    </w:lvl>
+    <w:lvl w:ilvl="3" w:tentative="1">
+      <w:start w:val="1"/>
+      <w:numFmt w:val="bullet"/>
+      <w:lvlText w:val=""/>
+      <w:lvlJc w:val="left"/>
+      <w:pPr>
+        <w:tabs>
+          <w:tab w:val="num" w:pos="2880"/>
+        </w:tabs>
+        <w:ind w:left="2880" w:hanging="360"/>
+      </w:pPr>
+      <w:rPr>
+        <w:rFonts w:ascii="Wingdings" w:hAnsi="Wingdings" w:hint="default"/>
+        <w:sz w:val="20"/>
+      </w:rPr>
+    </w:lvl>
+    <w:lvl w:ilvl="4" w:tentative="1">
+      <w:start w:val="1"/>
+      <w:numFmt w:val="bullet"/>
+      <w:lvlText w:val=""/>
+      <w:lvlJc w:val="left"/>
+      <w:pPr>
+        <w:tabs>
+          <w:tab w:val="num" w:pos="3600"/>
+        </w:tabs>
+        <w:ind w:left="3600" w:hanging="360"/>
+      </w:pPr>
+      <w:rPr>
+        <w:rFonts w:ascii="Wingdings" w:hAnsi="Wingdings" w:hint="default"/>
+        <w:sz w:val="20"/>
+      </w:rPr>
+    </w:lvl>
+    <w:lvl w:ilvl="5" w:tentative="1">
+      <w:start w:val="1"/>
+      <w:numFmt w:val="bullet"/>
+      <w:lvlText w:val=""/>
+      <w:lvlJc w:val="left"/>
+      <w:pPr>
+        <w:tabs>
+          <w:tab w:val="num" w:pos="4320"/>
+        </w:tabs>
+        <w:ind w:left="4320" w:hanging="360"/>
+      </w:pPr>
+      <w:rPr>
+        <w:rFonts w:ascii="Wingdings" w:hAnsi="Wingdings" w:hint="default"/>
+        <w:sz w:val="20"/>
+      </w:rPr>
+    </w:lvl>
+    <w:lvl w:ilvl="6" w:tentative="1">
+      <w:start w:val="1"/>
+      <w:numFmt w:val="bullet"/>
+      <w:lvlText w:val=""/>
+      <w:lvlJc w:val="left"/>
+      <w:pPr>
+        <w:tabs>
+          <w:tab w:val="num" w:pos="5040"/>
+        </w:tabs>
+        <w:ind w:left="5040" w:hanging="360"/>
+      </w:pPr>
+      <w:rPr>
+        <w:rFonts w:ascii="Wingdings" w:hAnsi="Wingdings" w:hint="default"/>
+        <w:sz w:val="20"/>
+      </w:rPr>
+    </w:lvl>
+    <w:lvl w:ilvl="7" w:tentative="1">
+      <w:start w:val="1"/>
+      <w:numFmt w:val="bullet"/>
+      <w:lvlText w:val=""/>
+      <w:lvlJc w:val="left"/>
+      <w:pPr>
+        <w:tabs>
+          <w:tab w:val="num" w:pos="5760"/>
+        </w:tabs>
+        <w:ind w:left="5760" w:hanging="360"/>
+      </w:pPr>
+      <w:rPr>
+        <w:rFonts w:ascii="Wingdings" w:hAnsi="Wingdings" w:hint="default"/>
+        <w:sz w:val="20"/>
+      </w:rPr>
+    </w:lvl>
+    <w:lvl w:ilvl="8" w:tentative="1">
+      <w:start w:val="1"/>
+      <w:numFmt w:val="bullet"/>
+      <w:lvlText w:val=""/>
+      <w:lvlJc w:val="left"/>
+      <w:pPr>
+        <w:tabs>
+          <w:tab w:val="num" w:pos="6480"/>
+        </w:tabs>
+        <w:ind w:left="6480" w:hanging="360"/>
+      </w:pPr>
+      <w:rPr>
+        <w:rFonts w:ascii="Wingdings" w:hAnsi="Wingdings" w:hint="default"/>
+        <w:sz w:val="20"/>
+      </w:rPr>
+    </w:lvl>
+  </w:abstractNum>
+  <w:abstractNum w:abstractNumId="15" w15:restartNumberingAfterBreak="0">
+    <w:nsid w:val="6E835785"/>
+    <w:multiLevelType w:val="multilevel"/>
+    <w:tmpl w:val="7F34685E"/>
+    <w:lvl w:ilvl="0">
+      <w:start w:val="1"/>
+      <w:numFmt w:val="bullet"/>
+      <w:lvlText w:val=""/>
+      <w:lvlJc w:val="left"/>
+      <w:pPr>
+        <w:tabs>
+          <w:tab w:val="num" w:pos="720"/>
+        </w:tabs>
+        <w:ind w:left="720" w:hanging="360"/>
+      </w:pPr>
+      <w:rPr>
+        <w:rFonts w:ascii="Symbol" w:hAnsi="Symbol" w:hint="default"/>
+        <w:sz w:val="20"/>
+      </w:rPr>
+    </w:lvl>
+    <w:lvl w:ilvl="1" w:tentative="1">
+      <w:start w:val="1"/>
+      <w:numFmt w:val="bullet"/>
+      <w:lvlText w:val="o"/>
+      <w:lvlJc w:val="left"/>
+      <w:pPr>
+        <w:tabs>
+          <w:tab w:val="num" w:pos="1440"/>
+        </w:tabs>
+        <w:ind w:left="1440" w:hanging="360"/>
+      </w:pPr>
+      <w:rPr>
+        <w:rFonts w:ascii="Courier New" w:hAnsi="Courier New" w:hint="default"/>
+        <w:sz w:val="20"/>
+      </w:rPr>
+    </w:lvl>
+    <w:lvl w:ilvl="2" w:tentative="1">
+      <w:start w:val="1"/>
+      <w:numFmt w:val="bullet"/>
+      <w:lvlText w:val=""/>
+      <w:lvlJc w:val="left"/>
+      <w:pPr>
+        <w:tabs>
+          <w:tab w:val="num" w:pos="2160"/>
+        </w:tabs>
+        <w:ind w:left="2160" w:hanging="360"/>
+      </w:pPr>
+      <w:rPr>
+        <w:rFonts w:ascii="Wingdings" w:hAnsi="Wingdings" w:hint="default"/>
+        <w:sz w:val="20"/>
+      </w:rPr>
+    </w:lvl>
+    <w:lvl w:ilvl="3" w:tentative="1">
+      <w:start w:val="1"/>
+      <w:numFmt w:val="bullet"/>
+      <w:lvlText w:val=""/>
+      <w:lvlJc w:val="left"/>
+      <w:pPr>
+        <w:tabs>
+          <w:tab w:val="num" w:pos="2880"/>
+        </w:tabs>
+        <w:ind w:left="2880" w:hanging="360"/>
+      </w:pPr>
+      <w:rPr>
+        <w:rFonts w:ascii="Wingdings" w:hAnsi="Wingdings" w:hint="default"/>
+        <w:sz w:val="20"/>
+      </w:rPr>
+    </w:lvl>
+    <w:lvl w:ilvl="4" w:tentative="1">
+      <w:start w:val="1"/>
+      <w:numFmt w:val="bullet"/>
+      <w:lvlText w:val=""/>
+      <w:lvlJc w:val="left"/>
+      <w:pPr>
+        <w:tabs>
+          <w:tab w:val="num" w:pos="3600"/>
+        </w:tabs>
+        <w:ind w:left="3600" w:hanging="360"/>
+      </w:pPr>
+      <w:rPr>
+        <w:rFonts w:ascii="Wingdings" w:hAnsi="Wingdings" w:hint="default"/>
+        <w:sz w:val="20"/>
+      </w:rPr>
+    </w:lvl>
+    <w:lvl w:ilvl="5" w:tentative="1">
+      <w:start w:val="1"/>
+      <w:numFmt w:val="bullet"/>
+      <w:lvlText w:val=""/>
+      <w:lvlJc w:val="left"/>
+      <w:pPr>
+        <w:tabs>
+          <w:tab w:val="num" w:pos="4320"/>
+        </w:tabs>
+        <w:ind w:left="4320" w:hanging="360"/>
+      </w:pPr>
+      <w:rPr>
+        <w:rFonts w:ascii="Wingdings" w:hAnsi="Wingdings" w:hint="default"/>
+        <w:sz w:val="20"/>
+      </w:rPr>
+    </w:lvl>
+    <w:lvl w:ilvl="6" w:tentative="1">
+      <w:start w:val="1"/>
+      <w:numFmt w:val="bullet"/>
+      <w:lvlText w:val=""/>
+      <w:lvlJc w:val="left"/>
+      <w:pPr>
+        <w:tabs>
+          <w:tab w:val="num" w:pos="5040"/>
+        </w:tabs>
+        <w:ind w:left="5040" w:hanging="360"/>
+      </w:pPr>
+      <w:rPr>
+        <w:rFonts w:ascii="Wingdings" w:hAnsi="Wingdings" w:hint="default"/>
+        <w:sz w:val="20"/>
+      </w:rPr>
+    </w:lvl>
+    <w:lvl w:ilvl="7" w:tentative="1">
+      <w:start w:val="1"/>
+      <w:numFmt w:val="bullet"/>
+      <w:lvlText w:val=""/>
+      <w:lvlJc w:val="left"/>
+      <w:pPr>
+        <w:tabs>
+          <w:tab w:val="num" w:pos="5760"/>
+        </w:tabs>
+        <w:ind w:left="5760" w:hanging="360"/>
+      </w:pPr>
+      <w:rPr>
+        <w:rFonts w:ascii="Wingdings" w:hAnsi="Wingdings" w:hint="default"/>
+        <w:sz w:val="20"/>
+      </w:rPr>
+    </w:lvl>
+    <w:lvl w:ilvl="8" w:tentative="1">
+      <w:start w:val="1"/>
+      <w:numFmt w:val="bullet"/>
+      <w:lvlText w:val=""/>
+      <w:lvlJc w:val="left"/>
+      <w:pPr>
+        <w:tabs>
+          <w:tab w:val="num" w:pos="6480"/>
+        </w:tabs>
+        <w:ind w:left="6480" w:hanging="360"/>
+      </w:pPr>
+      <w:rPr>
+        <w:rFonts w:ascii="Wingdings" w:hAnsi="Wingdings" w:hint="default"/>
+        <w:sz w:val="20"/>
+      </w:rPr>
+    </w:lvl>
+  </w:abstractNum>
+  <w:abstractNum w:abstractNumId="16" w15:restartNumberingAfterBreak="0">
     <w:nsid w:val="724E677B"/>
     <w:multiLevelType w:val="hybridMultilevel"/>
     <w:tmpl w:val="4D0E8B98"/>
@@ -5396,11 +8148,360 @@
       </w:rPr>
     </w:lvl>
   </w:abstractNum>
+  <w:abstractNum w:abstractNumId="17" w15:restartNumberingAfterBreak="0">
+    <w:nsid w:val="73E84DCF"/>
+    <w:multiLevelType w:val="multilevel"/>
+    <w:tmpl w:val="8640A71C"/>
+    <w:lvl w:ilvl="0">
+      <w:start w:val="1"/>
+      <w:numFmt w:val="bullet"/>
+      <w:lvlText w:val=""/>
+      <w:lvlJc w:val="left"/>
+      <w:pPr>
+        <w:tabs>
+          <w:tab w:val="num" w:pos="720"/>
+        </w:tabs>
+        <w:ind w:left="720" w:hanging="360"/>
+      </w:pPr>
+      <w:rPr>
+        <w:rFonts w:ascii="Symbol" w:hAnsi="Symbol" w:hint="default"/>
+        <w:sz w:val="20"/>
+      </w:rPr>
+    </w:lvl>
+    <w:lvl w:ilvl="1" w:tentative="1">
+      <w:start w:val="1"/>
+      <w:numFmt w:val="bullet"/>
+      <w:lvlText w:val="o"/>
+      <w:lvlJc w:val="left"/>
+      <w:pPr>
+        <w:tabs>
+          <w:tab w:val="num" w:pos="1440"/>
+        </w:tabs>
+        <w:ind w:left="1440" w:hanging="360"/>
+      </w:pPr>
+      <w:rPr>
+        <w:rFonts w:ascii="Courier New" w:hAnsi="Courier New" w:hint="default"/>
+        <w:sz w:val="20"/>
+      </w:rPr>
+    </w:lvl>
+    <w:lvl w:ilvl="2" w:tentative="1">
+      <w:start w:val="1"/>
+      <w:numFmt w:val="bullet"/>
+      <w:lvlText w:val=""/>
+      <w:lvlJc w:val="left"/>
+      <w:pPr>
+        <w:tabs>
+          <w:tab w:val="num" w:pos="2160"/>
+        </w:tabs>
+        <w:ind w:left="2160" w:hanging="360"/>
+      </w:pPr>
+      <w:rPr>
+        <w:rFonts w:ascii="Wingdings" w:hAnsi="Wingdings" w:hint="default"/>
+        <w:sz w:val="20"/>
+      </w:rPr>
+    </w:lvl>
+    <w:lvl w:ilvl="3" w:tentative="1">
+      <w:start w:val="1"/>
+      <w:numFmt w:val="bullet"/>
+      <w:lvlText w:val=""/>
+      <w:lvlJc w:val="left"/>
+      <w:pPr>
+        <w:tabs>
+          <w:tab w:val="num" w:pos="2880"/>
+        </w:tabs>
+        <w:ind w:left="2880" w:hanging="360"/>
+      </w:pPr>
+      <w:rPr>
+        <w:rFonts w:ascii="Wingdings" w:hAnsi="Wingdings" w:hint="default"/>
+        <w:sz w:val="20"/>
+      </w:rPr>
+    </w:lvl>
+    <w:lvl w:ilvl="4" w:tentative="1">
+      <w:start w:val="1"/>
+      <w:numFmt w:val="bullet"/>
+      <w:lvlText w:val=""/>
+      <w:lvlJc w:val="left"/>
+      <w:pPr>
+        <w:tabs>
+          <w:tab w:val="num" w:pos="3600"/>
+        </w:tabs>
+        <w:ind w:left="3600" w:hanging="360"/>
+      </w:pPr>
+      <w:rPr>
+        <w:rFonts w:ascii="Wingdings" w:hAnsi="Wingdings" w:hint="default"/>
+        <w:sz w:val="20"/>
+      </w:rPr>
+    </w:lvl>
+    <w:lvl w:ilvl="5" w:tentative="1">
+      <w:start w:val="1"/>
+      <w:numFmt w:val="bullet"/>
+      <w:lvlText w:val=""/>
+      <w:lvlJc w:val="left"/>
+      <w:pPr>
+        <w:tabs>
+          <w:tab w:val="num" w:pos="4320"/>
+        </w:tabs>
+        <w:ind w:left="4320" w:hanging="360"/>
+      </w:pPr>
+      <w:rPr>
+        <w:rFonts w:ascii="Wingdings" w:hAnsi="Wingdings" w:hint="default"/>
+        <w:sz w:val="20"/>
+      </w:rPr>
+    </w:lvl>
+    <w:lvl w:ilvl="6" w:tentative="1">
+      <w:start w:val="1"/>
+      <w:numFmt w:val="bullet"/>
+      <w:lvlText w:val=""/>
+      <w:lvlJc w:val="left"/>
+      <w:pPr>
+        <w:tabs>
+          <w:tab w:val="num" w:pos="5040"/>
+        </w:tabs>
+        <w:ind w:left="5040" w:hanging="360"/>
+      </w:pPr>
+      <w:rPr>
+        <w:rFonts w:ascii="Wingdings" w:hAnsi="Wingdings" w:hint="default"/>
+        <w:sz w:val="20"/>
+      </w:rPr>
+    </w:lvl>
+    <w:lvl w:ilvl="7" w:tentative="1">
+      <w:start w:val="1"/>
+      <w:numFmt w:val="bullet"/>
+      <w:lvlText w:val=""/>
+      <w:lvlJc w:val="left"/>
+      <w:pPr>
+        <w:tabs>
+          <w:tab w:val="num" w:pos="5760"/>
+        </w:tabs>
+        <w:ind w:left="5760" w:hanging="360"/>
+      </w:pPr>
+      <w:rPr>
+        <w:rFonts w:ascii="Wingdings" w:hAnsi="Wingdings" w:hint="default"/>
+        <w:sz w:val="20"/>
+      </w:rPr>
+    </w:lvl>
+    <w:lvl w:ilvl="8" w:tentative="1">
+      <w:start w:val="1"/>
+      <w:numFmt w:val="bullet"/>
+      <w:lvlText w:val=""/>
+      <w:lvlJc w:val="left"/>
+      <w:pPr>
+        <w:tabs>
+          <w:tab w:val="num" w:pos="6480"/>
+        </w:tabs>
+        <w:ind w:left="6480" w:hanging="360"/>
+      </w:pPr>
+      <w:rPr>
+        <w:rFonts w:ascii="Wingdings" w:hAnsi="Wingdings" w:hint="default"/>
+        <w:sz w:val="20"/>
+      </w:rPr>
+    </w:lvl>
+  </w:abstractNum>
+  <w:abstractNum w:abstractNumId="18" w15:restartNumberingAfterBreak="0">
+    <w:nsid w:val="76FF739C"/>
+    <w:multiLevelType w:val="multilevel"/>
+    <w:tmpl w:val="0D085834"/>
+    <w:lvl w:ilvl="0">
+      <w:start w:val="1"/>
+      <w:numFmt w:val="bullet"/>
+      <w:lvlText w:val=""/>
+      <w:lvlJc w:val="left"/>
+      <w:pPr>
+        <w:tabs>
+          <w:tab w:val="num" w:pos="720"/>
+        </w:tabs>
+        <w:ind w:left="720" w:hanging="360"/>
+      </w:pPr>
+      <w:rPr>
+        <w:rFonts w:ascii="Symbol" w:hAnsi="Symbol" w:hint="default"/>
+        <w:sz w:val="20"/>
+      </w:rPr>
+    </w:lvl>
+    <w:lvl w:ilvl="1" w:tentative="1">
+      <w:start w:val="1"/>
+      <w:numFmt w:val="bullet"/>
+      <w:lvlText w:val="o"/>
+      <w:lvlJc w:val="left"/>
+      <w:pPr>
+        <w:tabs>
+          <w:tab w:val="num" w:pos="1440"/>
+        </w:tabs>
+        <w:ind w:left="1440" w:hanging="360"/>
+      </w:pPr>
+      <w:rPr>
+        <w:rFonts w:ascii="Courier New" w:hAnsi="Courier New" w:hint="default"/>
+        <w:sz w:val="20"/>
+      </w:rPr>
+    </w:lvl>
+    <w:lvl w:ilvl="2" w:tentative="1">
+      <w:start w:val="1"/>
+      <w:numFmt w:val="bullet"/>
+      <w:lvlText w:val=""/>
+      <w:lvlJc w:val="left"/>
+      <w:pPr>
+        <w:tabs>
+          <w:tab w:val="num" w:pos="2160"/>
+        </w:tabs>
+        <w:ind w:left="2160" w:hanging="360"/>
+      </w:pPr>
+      <w:rPr>
+        <w:rFonts w:ascii="Wingdings" w:hAnsi="Wingdings" w:hint="default"/>
+        <w:sz w:val="20"/>
+      </w:rPr>
+    </w:lvl>
+    <w:lvl w:ilvl="3" w:tentative="1">
+      <w:start w:val="1"/>
+      <w:numFmt w:val="bullet"/>
+      <w:lvlText w:val=""/>
+      <w:lvlJc w:val="left"/>
+      <w:pPr>
+        <w:tabs>
+          <w:tab w:val="num" w:pos="2880"/>
+        </w:tabs>
+        <w:ind w:left="2880" w:hanging="360"/>
+      </w:pPr>
+      <w:rPr>
+        <w:rFonts w:ascii="Wingdings" w:hAnsi="Wingdings" w:hint="default"/>
+        <w:sz w:val="20"/>
+      </w:rPr>
+    </w:lvl>
+    <w:lvl w:ilvl="4" w:tentative="1">
+      <w:start w:val="1"/>
+      <w:numFmt w:val="bullet"/>
+      <w:lvlText w:val=""/>
+      <w:lvlJc w:val="left"/>
+      <w:pPr>
+        <w:tabs>
+          <w:tab w:val="num" w:pos="3600"/>
+        </w:tabs>
+        <w:ind w:left="3600" w:hanging="360"/>
+      </w:pPr>
+      <w:rPr>
+        <w:rFonts w:ascii="Wingdings" w:hAnsi="Wingdings" w:hint="default"/>
+        <w:sz w:val="20"/>
+      </w:rPr>
+    </w:lvl>
+    <w:lvl w:ilvl="5" w:tentative="1">
+      <w:start w:val="1"/>
+      <w:numFmt w:val="bullet"/>
+      <w:lvlText w:val=""/>
+      <w:lvlJc w:val="left"/>
+      <w:pPr>
+        <w:tabs>
+          <w:tab w:val="num" w:pos="4320"/>
+        </w:tabs>
+        <w:ind w:left="4320" w:hanging="360"/>
+      </w:pPr>
+      <w:rPr>
+        <w:rFonts w:ascii="Wingdings" w:hAnsi="Wingdings" w:hint="default"/>
+        <w:sz w:val="20"/>
+      </w:rPr>
+    </w:lvl>
+    <w:lvl w:ilvl="6" w:tentative="1">
+      <w:start w:val="1"/>
+      <w:numFmt w:val="bullet"/>
+      <w:lvlText w:val=""/>
+      <w:lvlJc w:val="left"/>
+      <w:pPr>
+        <w:tabs>
+          <w:tab w:val="num" w:pos="5040"/>
+        </w:tabs>
+        <w:ind w:left="5040" w:hanging="360"/>
+      </w:pPr>
+      <w:rPr>
+        <w:rFonts w:ascii="Wingdings" w:hAnsi="Wingdings" w:hint="default"/>
+        <w:sz w:val="20"/>
+      </w:rPr>
+    </w:lvl>
+    <w:lvl w:ilvl="7" w:tentative="1">
+      <w:start w:val="1"/>
+      <w:numFmt w:val="bullet"/>
+      <w:lvlText w:val=""/>
+      <w:lvlJc w:val="left"/>
+      <w:pPr>
+        <w:tabs>
+          <w:tab w:val="num" w:pos="5760"/>
+        </w:tabs>
+        <w:ind w:left="5760" w:hanging="360"/>
+      </w:pPr>
+      <w:rPr>
+        <w:rFonts w:ascii="Wingdings" w:hAnsi="Wingdings" w:hint="default"/>
+        <w:sz w:val="20"/>
+      </w:rPr>
+    </w:lvl>
+    <w:lvl w:ilvl="8" w:tentative="1">
+      <w:start w:val="1"/>
+      <w:numFmt w:val="bullet"/>
+      <w:lvlText w:val=""/>
+      <w:lvlJc w:val="left"/>
+      <w:pPr>
+        <w:tabs>
+          <w:tab w:val="num" w:pos="6480"/>
+        </w:tabs>
+        <w:ind w:left="6480" w:hanging="360"/>
+      </w:pPr>
+      <w:rPr>
+        <w:rFonts w:ascii="Wingdings" w:hAnsi="Wingdings" w:hint="default"/>
+        <w:sz w:val="20"/>
+      </w:rPr>
+    </w:lvl>
+  </w:abstractNum>
   <w:num w:numId="1" w16cid:durableId="82772223">
+    <w:abstractNumId w:val="16"/>
+  </w:num>
+  <w:num w:numId="2" w16cid:durableId="1619144745">
+    <w:abstractNumId w:val="2"/>
+  </w:num>
+  <w:num w:numId="3" w16cid:durableId="1672490970">
+    <w:abstractNumId w:val="5"/>
+  </w:num>
+  <w:num w:numId="4" w16cid:durableId="594561362">
+    <w:abstractNumId w:val="0"/>
+  </w:num>
+  <w:num w:numId="5" w16cid:durableId="2107070368">
+    <w:abstractNumId w:val="4"/>
+  </w:num>
+  <w:num w:numId="6" w16cid:durableId="495345167">
+    <w:abstractNumId w:val="12"/>
+  </w:num>
+  <w:num w:numId="7" w16cid:durableId="1711343560">
+    <w:abstractNumId w:val="6"/>
+  </w:num>
+  <w:num w:numId="8" w16cid:durableId="554435696">
+    <w:abstractNumId w:val="7"/>
+  </w:num>
+  <w:num w:numId="9" w16cid:durableId="581716859">
+    <w:abstractNumId w:val="18"/>
+  </w:num>
+  <w:num w:numId="10" w16cid:durableId="1715885444">
+    <w:abstractNumId w:val="13"/>
+  </w:num>
+  <w:num w:numId="11" w16cid:durableId="1457259106">
+    <w:abstractNumId w:val="11"/>
+  </w:num>
+  <w:num w:numId="12" w16cid:durableId="771784593">
+    <w:abstractNumId w:val="15"/>
+  </w:num>
+  <w:num w:numId="13" w16cid:durableId="765729509">
+    <w:abstractNumId w:val="3"/>
+  </w:num>
+  <w:num w:numId="14" w16cid:durableId="939489015">
+    <w:abstractNumId w:val="17"/>
+  </w:num>
+  <w:num w:numId="15" w16cid:durableId="1116287662">
+    <w:abstractNumId w:val="8"/>
+  </w:num>
+  <w:num w:numId="16" w16cid:durableId="1527668713">
     <w:abstractNumId w:val="1"/>
   </w:num>
-  <w:num w:numId="2" w16cid:durableId="1619144745">
-    <w:abstractNumId w:val="0"/>
+  <w:num w:numId="17" w16cid:durableId="1307540833">
+    <w:abstractNumId w:val="9"/>
+  </w:num>
+  <w:num w:numId="18" w16cid:durableId="514656652">
+    <w:abstractNumId w:val="10"/>
+  </w:num>
+  <w:num w:numId="19" w16cid:durableId="1134297113">
+    <w:abstractNumId w:val="14"/>
   </w:num>
 </w:numbering>
 </file>
@@ -6008,7 +9109,6 @@
   <w:style w:type="character" w:default="1" w:styleId="Standardnpsmoodstavce">
     <w:name w:val="Default Paragraph Font"/>
     <w:uiPriority w:val="1"/>
-    <w:semiHidden/>
     <w:unhideWhenUsed/>
   </w:style>
   <w:style w:type="table" w:default="1" w:styleId="Normlntabulka">
